--- a/docx/guides/modules/04_estructura_escolar/historias_usuario.docx
+++ b/docx/guides/modules/04_estructura_escolar/historias_usuario.docx
@@ -2,13 +2,13 @@
 <file path=word/document.xml><?xml version="1.0" encoding="utf-8"?>
 <w:document xmlns:w="http://schemas.openxmlformats.org/wordprocessingml/2006/main" xmlns:m="http://schemas.openxmlformats.org/officeDocument/2006/math" xmlns:r="http://schemas.openxmlformats.org/officeDocument/2006/relationships" xmlns:o="urn:schemas-microsoft-com:office:office" xmlns:v="urn:schemas-microsoft-com:vml" xmlns:w10="urn:schemas-microsoft-com:office:word" xmlns:a="http://schemas.openxmlformats.org/drawingml/2006/main" xmlns:pic="http://schemas.openxmlformats.org/drawingml/2006/picture" xmlns:wp="http://schemas.openxmlformats.org/drawingml/2006/wordprocessingDrawing">
   <w:body>
-    <w:bookmarkStart w:id="9" w:name="historias-de-usuario-estructura-escolar"/>
+    <w:bookmarkStart w:id="18" w:name="Xc1def44035a3de554e1d427f1d0a91f2712e810"/>
     <w:p>
       <w:pPr>
         <w:pStyle w:val="Heading1"/>
       </w:pPr>
       <w:r>
-        <w:t xml:space="preserve">Historias de Usuario — Estructura Escolar</w:t>
+        <w:t xml:space="preserve">Historias de Usuario — Estructura Escolar (Grados, Cursos, Jornadas y Materias)</w:t>
       </w:r>
     </w:p>
     <w:p>
@@ -16,7 +16,23 @@
         <w:pStyle w:val="FirstParagraph"/>
       </w:pPr>
       <w:r>
-        <w:t xml:space="preserve">Este documento contiene las historias de usuario implementadas para el módulo de Estructura Escolar de AcademiaNeiva.</w:t>
+        <w:t xml:space="preserve">Este documento detalla las Historias de Usuario del módulo de</w:t>
+      </w:r>
+      <w:r>
+        <w:t xml:space="preserve"> </w:t>
+      </w:r>
+      <w:r>
+        <w:rPr>
+          <w:b/>
+          <w:bCs/>
+        </w:rPr>
+        <w:t xml:space="preserve">Estructura Escolar</w:t>
+      </w:r>
+      <w:r>
+        <w:t xml:space="preserve"> </w:t>
+      </w:r>
+      <w:r>
+        <w:t xml:space="preserve">de AcademiaNeiva, vinculando actores, narrativas y criterios de aceptación técnicos.</w:t>
       </w:r>
     </w:p>
     <w:p>
@@ -26,83 +42,88 @@
         </w:pict>
       </w:r>
     </w:p>
-    <w:bookmarkEnd w:id="9"/>
-    <w:bookmarkStart w:id="15" w:name="hu-est-001-crear-tipo-de-grado"/>
-    <w:p>
-      <w:pPr>
-        <w:pStyle w:val="Heading1"/>
-      </w:pPr>
-      <w:r>
-        <w:t xml:space="preserve">HU-EST-001: Crear Tipo de Grado</w:t>
-      </w:r>
-    </w:p>
-    <w:bookmarkStart w:id="10" w:name="historia"/>
+    <w:bookmarkStart w:id="12" w:name="configuración-de-grados-y-cursos"/>
     <w:p>
       <w:pPr>
         <w:pStyle w:val="Heading2"/>
       </w:pPr>
       <w:r>
-        <w:t xml:space="preserve">Historia</w:t>
-      </w:r>
-    </w:p>
-    <w:p>
-      <w:pPr>
-        <w:pStyle w:val="FirstParagraph"/>
+        <w:t xml:space="preserve">1. Configuración de Grados y Cursos</w:t>
+      </w:r>
+    </w:p>
+    <w:bookmarkStart w:id="9" w:name="X4d3e2642608adfe753f2da2573cfbda76d68a2b"/>
+    <w:p>
+      <w:pPr>
+        <w:pStyle w:val="Heading3"/>
+      </w:pPr>
+      <w:r>
+        <w:t xml:space="preserve">HU-EST-001: Creación y Parametrización de Cursos Físicos con Aforo</w:t>
+      </w:r>
+    </w:p>
+    <w:p>
+      <w:pPr>
+        <w:pStyle w:val="Compact"/>
+        <w:numPr>
+          <w:ilvl w:val="0"/>
+          <w:numId w:val="1001"/>
+        </w:numPr>
       </w:pPr>
       <w:r>
         <w:rPr>
           <w:b/>
           <w:bCs/>
         </w:rPr>
-        <w:t xml:space="preserve">Como</w:t>
-      </w:r>
-      <w:r>
-        <w:t xml:space="preserve"> </w:t>
-      </w:r>
-      <w:r>
-        <w:t xml:space="preserve">directivo del colegio</w:t>
-      </w:r>
-      <w:r>
-        <w:br/>
-      </w:r>
+        <w:t xml:space="preserve">Como:</w:t>
+      </w:r>
+      <w:r>
+        <w:t xml:space="preserve"> </w:t>
+      </w:r>
+      <w:r>
+        <w:t xml:space="preserve">Directivo Escolar (Coordinador Académico o Rector).</w:t>
+      </w:r>
+    </w:p>
+    <w:p>
+      <w:pPr>
+        <w:pStyle w:val="Compact"/>
+        <w:numPr>
+          <w:ilvl w:val="0"/>
+          <w:numId w:val="1001"/>
+        </w:numPr>
+      </w:pPr>
       <w:r>
         <w:rPr>
           <w:b/>
           <w:bCs/>
         </w:rPr>
-        <w:t xml:space="preserve">Quiero</w:t>
-      </w:r>
-      <w:r>
-        <w:t xml:space="preserve"> </w:t>
-      </w:r>
-      <w:r>
-        <w:t xml:space="preserve">registrar un nuevo tipo de grado (ej. PRIMERO, SEGUNDO) asignándole su nivel escolar</w:t>
-      </w:r>
-      <w:r>
-        <w:br/>
-      </w:r>
+        <w:t xml:space="preserve">Quiero:</w:t>
+      </w:r>
+      <w:r>
+        <w:t xml:space="preserve"> </w:t>
+      </w:r>
+      <w:r>
+        <w:t xml:space="preserve">Crear un nuevo curso físico asignando su nivel, tipo de grado, jornada, sección y límite de cupos.</w:t>
+      </w:r>
+    </w:p>
+    <w:p>
+      <w:pPr>
+        <w:pStyle w:val="Compact"/>
+        <w:numPr>
+          <w:ilvl w:val="0"/>
+          <w:numId w:val="1001"/>
+        </w:numPr>
+      </w:pPr>
       <w:r>
         <w:rPr>
           <w:b/>
           <w:bCs/>
         </w:rPr>
-        <w:t xml:space="preserve">Para</w:t>
-      </w:r>
-      <w:r>
-        <w:t xml:space="preserve"> </w:t>
-      </w:r>
-      <w:r>
-        <w:t xml:space="preserve">ampliar la oferta escolar de grados de mi institución.</w:t>
-      </w:r>
-    </w:p>
-    <w:bookmarkEnd w:id="10"/>
-    <w:bookmarkStart w:id="11" w:name="criterios-de-aceptación"/>
-    <w:p>
-      <w:pPr>
-        <w:pStyle w:val="Heading2"/>
-      </w:pPr>
-      <w:r>
-        <w:t xml:space="preserve">Criterios de Aceptación</w:t>
+        <w:t xml:space="preserve">Para:</w:t>
+      </w:r>
+      <w:r>
+        <w:t xml:space="preserve"> </w:t>
+      </w:r>
+      <w:r>
+        <w:t xml:space="preserve">Habilitar salones disponibles para la inscripción y matrícula de estudiantes en el año escolar.</w:t>
       </w:r>
     </w:p>
     <w:p>
@@ -114,123 +135,68 @@
         </w:numPr>
       </w:pPr>
       <w:r>
-        <w:t xml:space="preserve">El directivo debe seleccionar el nivel escolar (PREESCOLAR, PRIMARIA, SECUNDARIA, MEDIA) y el nombre del grado.</w:t>
-      </w:r>
-    </w:p>
-    <w:p>
-      <w:pPr>
-        <w:pStyle w:val="Compact"/>
-        <w:numPr>
-          <w:ilvl w:val="0"/>
-          <w:numId w:val="1001"/>
-        </w:numPr>
-      </w:pPr>
-      <w:r>
-        <w:t xml:space="preserve">El nombre del grado no debe existir previamente en el mismo colegio para evitar duplicidades.</w:t>
-      </w:r>
-    </w:p>
-    <w:p>
-      <w:pPr>
-        <w:pStyle w:val="Compact"/>
-        <w:numPr>
-          <w:ilvl w:val="0"/>
-          <w:numId w:val="1001"/>
-        </w:numPr>
-      </w:pPr>
-      <w:r>
-        <w:t xml:space="preserve">Al registrar el tipo de grado, este queda habilitado para la posterior creación de grupos y cursos específicos.</w:t>
-      </w:r>
-    </w:p>
-    <w:bookmarkEnd w:id="11"/>
-    <w:bookmarkStart w:id="14" w:name="detalles-técnicos"/>
-    <w:p>
-      <w:pPr>
-        <w:pStyle w:val="Heading2"/>
-      </w:pPr>
-      <w:r>
-        <w:t xml:space="preserve">Detalles Técnicos</w:t>
-      </w:r>
-    </w:p>
-    <w:p>
-      <w:pPr>
-        <w:pStyle w:val="Compact"/>
-        <w:numPr>
-          <w:ilvl w:val="0"/>
-          <w:numId w:val="1002"/>
-        </w:numPr>
-      </w:pPr>
-      <w:r>
         <w:rPr>
           <w:b/>
           <w:bCs/>
         </w:rPr>
-        <w:t xml:space="preserve">Prioridad:</w:t>
-      </w:r>
-      <w:r>
-        <w:t xml:space="preserve"> </w:t>
-      </w:r>
-      <w:r>
-        <w:t xml:space="preserve">Alta</w:t>
-      </w:r>
-    </w:p>
-    <w:p>
-      <w:pPr>
-        <w:pStyle w:val="Compact"/>
-        <w:numPr>
-          <w:ilvl w:val="0"/>
+        <w:t xml:space="preserve">Criterios de Aceptación:</w:t>
+      </w:r>
+    </w:p>
+    <w:p>
+      <w:pPr>
+        <w:pStyle w:val="Compact"/>
+        <w:numPr>
+          <w:ilvl w:val="1"/>
           <w:numId w:val="1002"/>
         </w:numPr>
       </w:pPr>
       <w:r>
-        <w:rPr>
-          <w:b/>
-          <w:bCs/>
-        </w:rPr>
-        <w:t xml:space="preserve">Roles involucrados:</w:t>
-      </w:r>
-      <w:r>
-        <w:t xml:space="preserve"> </w:t>
-      </w:r>
-      <w:r>
-        <w:t xml:space="preserve">Directivo</w:t>
-      </w:r>
-    </w:p>
-    <w:p>
-      <w:pPr>
-        <w:pStyle w:val="Compact"/>
-        <w:numPr>
-          <w:ilvl w:val="0"/>
+        <w:t xml:space="preserve">El formulario exige seleccionar nivel escolar, jornada habilitada, tipo de grado y digitar la sección (máx 10 chars) y los cupos totales.</w:t>
+      </w:r>
+    </w:p>
+    <w:p>
+      <w:pPr>
+        <w:pStyle w:val="Compact"/>
+        <w:numPr>
+          <w:ilvl w:val="1"/>
           <w:numId w:val="1002"/>
         </w:numPr>
       </w:pPr>
       <w:r>
-        <w:rPr>
-          <w:b/>
-          <w:bCs/>
-        </w:rPr>
-        <w:t xml:space="preserve">Reglas de negocio relacionadas:</w:t>
-      </w:r>
-      <w:r>
-        <w:t xml:space="preserve"> </w:t>
-      </w:r>
-      <w:r>
-        <w:t xml:space="preserve">RN-EST-001</w:t>
-      </w:r>
-    </w:p>
-    <w:p>
-      <w:pPr>
-        <w:pStyle w:val="Compact"/>
-        <w:numPr>
-          <w:ilvl w:val="0"/>
+        <w:t xml:space="preserve">Si la sección ingresada no existe, el sistema la inserta automáticamente en la tabla</w:t>
+      </w:r>
+      <w:r>
+        <w:t xml:space="preserve"> </w:t>
+      </w:r>
+      <w:r>
+        <w:rPr>
+          <w:rStyle w:val="VerbatimChar"/>
+        </w:rPr>
+        <w:t xml:space="preserve">secciones</w:t>
+      </w:r>
+      <w:r>
+        <w:t xml:space="preserve">.</w:t>
+      </w:r>
+    </w:p>
+    <w:p>
+      <w:pPr>
+        <w:pStyle w:val="Compact"/>
+        <w:numPr>
+          <w:ilvl w:val="1"/>
           <w:numId w:val="1002"/>
         </w:numPr>
       </w:pPr>
       <w:r>
-        <w:rPr>
-          <w:b/>
-          <w:bCs/>
-        </w:rPr>
-        <w:t xml:space="preserve">Endpoints relacionados:</w:t>
+        <w:t xml:space="preserve">No se permite duplicar cursos con la misma combinación de jornada, grado y sección dentro de la misma institución (</w:t>
+      </w:r>
+      <w:r>
+        <w:rPr>
+          <w:rStyle w:val="VerbatimChar"/>
+        </w:rPr>
+        <w:t xml:space="preserve">409 Conflict</w:t>
+      </w:r>
+      <w:r>
+        <w:t xml:space="preserve">).</w:t>
       </w:r>
     </w:p>
     <w:p>
@@ -238,95 +204,11 @@
         <w:pStyle w:val="Compact"/>
         <w:numPr>
           <w:ilvl w:val="1"/>
-          <w:numId w:val="1003"/>
-        </w:numPr>
-      </w:pPr>
-      <w:r>
-        <w:rPr>
-          <w:rStyle w:val="VerbatimChar"/>
-        </w:rPr>
-        <w:t xml:space="preserve">POST /api/academic-admin/grade-types</w:t>
-      </w:r>
-    </w:p>
-    <w:p>
-      <w:pPr>
-        <w:pStyle w:val="Compact"/>
-        <w:numPr>
-          <w:ilvl w:val="0"/>
           <w:numId w:val="1002"/>
         </w:numPr>
       </w:pPr>
       <w:r>
-        <w:rPr>
-          <w:b/>
-          <w:bCs/>
-        </w:rPr>
-        <w:t xml:space="preserve">Componentes frontend relacionados:</w:t>
-      </w:r>
-    </w:p>
-    <w:p>
-      <w:pPr>
-        <w:pStyle w:val="Compact"/>
-        <w:numPr>
-          <w:ilvl w:val="1"/>
-          <w:numId w:val="1004"/>
-        </w:numPr>
-      </w:pPr>
-      <w:hyperlink r:id="rId12">
-        <w:r>
-          <w:rPr>
-            <w:rStyle w:val="Hyperlink"/>
-          </w:rPr>
-          <w:t xml:space="preserve">GradeManagement.vue</w:t>
-        </w:r>
-      </w:hyperlink>
-    </w:p>
-    <w:p>
-      <w:pPr>
-        <w:pStyle w:val="Compact"/>
-        <w:numPr>
-          <w:ilvl w:val="0"/>
-          <w:numId w:val="1002"/>
-        </w:numPr>
-      </w:pPr>
-      <w:r>
-        <w:rPr>
-          <w:b/>
-          <w:bCs/>
-        </w:rPr>
-        <w:t xml:space="preserve">Controllers/Services relacionados:</w:t>
-      </w:r>
-    </w:p>
-    <w:p>
-      <w:pPr>
-        <w:pStyle w:val="Compact"/>
-        <w:numPr>
-          <w:ilvl w:val="1"/>
-          <w:numId w:val="1005"/>
-        </w:numPr>
-      </w:pPr>
-      <w:hyperlink r:id="rId13">
-        <w:r>
-          <w:rPr>
-            <w:rStyle w:val="Hyperlink"/>
-          </w:rPr>
-          <w:t xml:space="preserve">academicAdminController.ts</w:t>
-        </w:r>
-      </w:hyperlink>
-      <w:r>
-        <w:t xml:space="preserve"> </w:t>
-      </w:r>
-      <w:r>
-        <w:t xml:space="preserve">(</w:t>
-      </w:r>
-      <w:r>
-        <w:rPr>
-          <w:rStyle w:val="VerbatimChar"/>
-        </w:rPr>
-        <w:t xml:space="preserve">createGradeType</w:t>
-      </w:r>
-      <w:r>
-        <w:t xml:space="preserve">)</w:t>
+        <w:t xml:space="preserve">Al crearse, el curso queda disponible de inmediato para asignaciones académicas y matrículas.</w:t>
       </w:r>
     </w:p>
     <w:p>
@@ -336,84 +218,80 @@
         </w:pict>
       </w:r>
     </w:p>
-    <w:bookmarkEnd w:id="14"/>
-    <w:bookmarkEnd w:id="15"/>
-    <w:bookmarkStart w:id="19" w:name="hu-est-002-crear-grupo-escolar-curso"/>
-    <w:p>
-      <w:pPr>
-        <w:pStyle w:val="Heading1"/>
-      </w:pPr>
-      <w:r>
-        <w:t xml:space="preserve">HU-EST-002: Crear Grupo Escolar (Curso)</w:t>
-      </w:r>
-    </w:p>
-    <w:bookmarkStart w:id="16" w:name="historia-1"/>
-    <w:p>
-      <w:pPr>
-        <w:pStyle w:val="Heading2"/>
-      </w:pPr>
-      <w:r>
-        <w:t xml:space="preserve">Historia</w:t>
-      </w:r>
-    </w:p>
-    <w:p>
-      <w:pPr>
-        <w:pStyle w:val="FirstParagraph"/>
+    <w:bookmarkEnd w:id="9"/>
+    <w:bookmarkStart w:id="10" w:name="X725a7a8091738f4e0625566b92e37ac22318013"/>
+    <w:p>
+      <w:pPr>
+        <w:pStyle w:val="Heading3"/>
+      </w:pPr>
+      <w:r>
+        <w:t xml:space="preserve">HU-EST-002: Creación de Tipos de Grado con Detección de Similitud Semántica</w:t>
+      </w:r>
+    </w:p>
+    <w:p>
+      <w:pPr>
+        <w:pStyle w:val="Compact"/>
+        <w:numPr>
+          <w:ilvl w:val="0"/>
+          <w:numId w:val="1003"/>
+        </w:numPr>
       </w:pPr>
       <w:r>
         <w:rPr>
           <w:b/>
           <w:bCs/>
         </w:rPr>
-        <w:t xml:space="preserve">Como</w:t>
-      </w:r>
-      <w:r>
-        <w:t xml:space="preserve"> </w:t>
-      </w:r>
-      <w:r>
-        <w:t xml:space="preserve">directivo del colegio</w:t>
-      </w:r>
-      <w:r>
-        <w:br/>
-      </w:r>
+        <w:t xml:space="preserve">Como:</w:t>
+      </w:r>
+      <w:r>
+        <w:t xml:space="preserve"> </w:t>
+      </w:r>
+      <w:r>
+        <w:t xml:space="preserve">Directivo Escolar.</w:t>
+      </w:r>
+    </w:p>
+    <w:p>
+      <w:pPr>
+        <w:pStyle w:val="Compact"/>
+        <w:numPr>
+          <w:ilvl w:val="0"/>
+          <w:numId w:val="1003"/>
+        </w:numPr>
+      </w:pPr>
       <w:r>
         <w:rPr>
           <w:b/>
           <w:bCs/>
         </w:rPr>
-        <w:t xml:space="preserve">Quiero</w:t>
-      </w:r>
-      <w:r>
-        <w:t xml:space="preserve"> </w:t>
-      </w:r>
-      <w:r>
-        <w:t xml:space="preserve">crear un nuevo grupo (ej. Primero A, Primero B) asociándolo a un tipo de grado y un año lectivo</w:t>
-      </w:r>
-      <w:r>
-        <w:br/>
-      </w:r>
+        <w:t xml:space="preserve">Quiero:</w:t>
+      </w:r>
+      <w:r>
+        <w:t xml:space="preserve"> </w:t>
+      </w:r>
+      <w:r>
+        <w:t xml:space="preserve">Registrar un nuevo tipo de grado en un nivel escolar de mi institución.</w:t>
+      </w:r>
+    </w:p>
+    <w:p>
+      <w:pPr>
+        <w:pStyle w:val="Compact"/>
+        <w:numPr>
+          <w:ilvl w:val="0"/>
+          <w:numId w:val="1003"/>
+        </w:numPr>
+      </w:pPr>
       <w:r>
         <w:rPr>
           <w:b/>
           <w:bCs/>
         </w:rPr>
-        <w:t xml:space="preserve">Para</w:t>
-      </w:r>
-      <w:r>
-        <w:t xml:space="preserve"> </w:t>
-      </w:r>
-      <w:r>
-        <w:t xml:space="preserve">definir la lista física de salones y cupos donde se matricularán los alumnos.</w:t>
-      </w:r>
-    </w:p>
-    <w:bookmarkEnd w:id="16"/>
-    <w:bookmarkStart w:id="17" w:name="criterios-de-aceptación-1"/>
-    <w:p>
-      <w:pPr>
-        <w:pStyle w:val="Heading2"/>
-      </w:pPr>
-      <w:r>
-        <w:t xml:space="preserve">Criterios de Aceptación</w:t>
+        <w:t xml:space="preserve">Para:</w:t>
+      </w:r>
+      <w:r>
+        <w:t xml:space="preserve"> </w:t>
+      </w:r>
+      <w:r>
+        <w:t xml:space="preserve">Expandir la oferta académica del plantel sin generar duplicidades o grados con nombres confusos.</w:t>
       </w:r>
     </w:p>
     <w:p>
@@ -421,53 +299,7 @@
         <w:pStyle w:val="Compact"/>
         <w:numPr>
           <w:ilvl w:val="0"/>
-          <w:numId w:val="1006"/>
-        </w:numPr>
-      </w:pPr>
-      <w:r>
-        <w:t xml:space="preserve">El directivo debe especificar el nombre, tipo de grado y los cupos máximos del grupo.</w:t>
-      </w:r>
-    </w:p>
-    <w:p>
-      <w:pPr>
-        <w:pStyle w:val="Compact"/>
-        <w:numPr>
-          <w:ilvl w:val="0"/>
-          <w:numId w:val="1006"/>
-        </w:numPr>
-      </w:pPr>
-      <w:r>
-        <w:t xml:space="preserve">El grupo se asocia de forma mandatoria al año lectivo en curso y al colegio del directivo.</w:t>
-      </w:r>
-    </w:p>
-    <w:p>
-      <w:pPr>
-        <w:pStyle w:val="Compact"/>
-        <w:numPr>
-          <w:ilvl w:val="0"/>
-          <w:numId w:val="1006"/>
-        </w:numPr>
-      </w:pPr>
-      <w:r>
-        <w:t xml:space="preserve">Los cupos asignados deben ser un número entero mayor que cero.</w:t>
-      </w:r>
-    </w:p>
-    <w:bookmarkEnd w:id="17"/>
-    <w:bookmarkStart w:id="18" w:name="detalles-técnicos-1"/>
-    <w:p>
-      <w:pPr>
-        <w:pStyle w:val="Heading2"/>
-      </w:pPr>
-      <w:r>
-        <w:t xml:space="preserve">Detalles Técnicos</w:t>
-      </w:r>
-    </w:p>
-    <w:p>
-      <w:pPr>
-        <w:pStyle w:val="Compact"/>
-        <w:numPr>
-          <w:ilvl w:val="0"/>
-          <w:numId w:val="1007"/>
+          <w:numId w:val="1003"/>
         </w:numPr>
       </w:pPr>
       <w:r>
@@ -475,73 +307,7 @@
           <w:b/>
           <w:bCs/>
         </w:rPr>
-        <w:t xml:space="preserve">Prioridad:</w:t>
-      </w:r>
-      <w:r>
-        <w:t xml:space="preserve"> </w:t>
-      </w:r>
-      <w:r>
-        <w:t xml:space="preserve">Alta</w:t>
-      </w:r>
-    </w:p>
-    <w:p>
-      <w:pPr>
-        <w:pStyle w:val="Compact"/>
-        <w:numPr>
-          <w:ilvl w:val="0"/>
-          <w:numId w:val="1007"/>
-        </w:numPr>
-      </w:pPr>
-      <w:r>
-        <w:rPr>
-          <w:b/>
-          <w:bCs/>
-        </w:rPr>
-        <w:t xml:space="preserve">Roles involucrados:</w:t>
-      </w:r>
-      <w:r>
-        <w:t xml:space="preserve"> </w:t>
-      </w:r>
-      <w:r>
-        <w:t xml:space="preserve">Directivo</w:t>
-      </w:r>
-    </w:p>
-    <w:p>
-      <w:pPr>
-        <w:pStyle w:val="Compact"/>
-        <w:numPr>
-          <w:ilvl w:val="0"/>
-          <w:numId w:val="1007"/>
-        </w:numPr>
-      </w:pPr>
-      <w:r>
-        <w:rPr>
-          <w:b/>
-          <w:bCs/>
-        </w:rPr>
-        <w:t xml:space="preserve">Reglas de negocio relacionadas:</w:t>
-      </w:r>
-      <w:r>
-        <w:t xml:space="preserve"> </w:t>
-      </w:r>
-      <w:r>
-        <w:t xml:space="preserve">RN-EST-001, RN-EST-003</w:t>
-      </w:r>
-    </w:p>
-    <w:p>
-      <w:pPr>
-        <w:pStyle w:val="Compact"/>
-        <w:numPr>
-          <w:ilvl w:val="0"/>
-          <w:numId w:val="1007"/>
-        </w:numPr>
-      </w:pPr>
-      <w:r>
-        <w:rPr>
-          <w:b/>
-          <w:bCs/>
-        </w:rPr>
-        <w:t xml:space="preserve">Endpoints relacionados:</w:t>
+        <w:t xml:space="preserve">Criterios de Aceptación:</w:t>
       </w:r>
     </w:p>
     <w:p>
@@ -549,30 +315,23 @@
         <w:pStyle w:val="Compact"/>
         <w:numPr>
           <w:ilvl w:val="1"/>
-          <w:numId w:val="1008"/>
-        </w:numPr>
-      </w:pPr>
+          <w:numId w:val="1004"/>
+        </w:numPr>
+      </w:pPr>
+      <w:r>
+        <w:t xml:space="preserve">El sistema normaliza el nombre a mayúsculas y aplica el algoritmo</w:t>
+      </w:r>
+      <w:r>
+        <w:t xml:space="preserve"> </w:t>
+      </w:r>
       <w:r>
         <w:rPr>
           <w:rStyle w:val="VerbatimChar"/>
         </w:rPr>
-        <w:t xml:space="preserve">POST /api/academic-admin/groups</w:t>
-      </w:r>
-    </w:p>
-    <w:p>
-      <w:pPr>
-        <w:pStyle w:val="Compact"/>
-        <w:numPr>
-          <w:ilvl w:val="0"/>
-          <w:numId w:val="1007"/>
-        </w:numPr>
-      </w:pPr>
-      <w:r>
-        <w:rPr>
-          <w:b/>
-          <w:bCs/>
-        </w:rPr>
-        <w:t xml:space="preserve">Componentes frontend relacionados:</w:t>
+        <w:t xml:space="preserve">isDuplicateOrSimilarGrade</w:t>
+      </w:r>
+      <w:r>
+        <w:t xml:space="preserve">.</w:t>
       </w:r>
     </w:p>
     <w:p>
@@ -580,32 +339,68 @@
         <w:pStyle w:val="Compact"/>
         <w:numPr>
           <w:ilvl w:val="1"/>
-          <w:numId w:val="1009"/>
-        </w:numPr>
-      </w:pPr>
-      <w:hyperlink r:id="rId12">
-        <w:r>
-          <w:rPr>
-            <w:rStyle w:val="Hyperlink"/>
-          </w:rPr>
-          <w:t xml:space="preserve">GradeManagement.vue</w:t>
-        </w:r>
-      </w:hyperlink>
-    </w:p>
-    <w:p>
-      <w:pPr>
-        <w:pStyle w:val="Compact"/>
-        <w:numPr>
-          <w:ilvl w:val="0"/>
-          <w:numId w:val="1007"/>
-        </w:numPr>
-      </w:pPr>
-      <w:r>
-        <w:rPr>
-          <w:b/>
-          <w:bCs/>
-        </w:rPr>
-        <w:t xml:space="preserve">Controllers/Services relacionados:</w:t>
+          <w:numId w:val="1004"/>
+        </w:numPr>
+      </w:pPr>
+      <w:r>
+        <w:t xml:space="preserve">Si el directivo intenta registrar un grado similar o equivalente a uno existente (ej.</w:t>
+      </w:r>
+      <w:r>
+        <w:t xml:space="preserve"> </w:t>
+      </w:r>
+      <w:r>
+        <w:rPr>
+          <w:i/>
+          <w:iCs/>
+        </w:rPr>
+        <w:t xml:space="preserve">“1RO”</w:t>
+      </w:r>
+      <w:r>
+        <w:t xml:space="preserve"> </w:t>
+      </w:r>
+      <w:r>
+        <w:t xml:space="preserve">o</w:t>
+      </w:r>
+      <w:r>
+        <w:t xml:space="preserve"> </w:t>
+      </w:r>
+      <w:r>
+        <w:rPr>
+          <w:i/>
+          <w:iCs/>
+        </w:rPr>
+        <w:t xml:space="preserve">“1°”</w:t>
+      </w:r>
+      <w:r>
+        <w:t xml:space="preserve"> </w:t>
+      </w:r>
+      <w:r>
+        <w:t xml:space="preserve">cuando ya existe</w:t>
+      </w:r>
+      <w:r>
+        <w:t xml:space="preserve"> </w:t>
+      </w:r>
+      <w:r>
+        <w:rPr>
+          <w:i/>
+          <w:iCs/>
+        </w:rPr>
+        <w:t xml:space="preserve">“PRIMERO”</w:t>
+      </w:r>
+      <w:r>
+        <w:t xml:space="preserve">), el backend rechaza la solicitud con error</w:t>
+      </w:r>
+      <w:r>
+        <w:t xml:space="preserve"> </w:t>
+      </w:r>
+      <w:r>
+        <w:rPr>
+          <w:rStyle w:val="VerbatimChar"/>
+        </w:rPr>
+        <w:t xml:space="preserve">409 Conflict</w:t>
+      </w:r>
+      <w:r>
+        <w:t xml:space="preserve">.</w:t>
       </w:r>
     </w:p>
     <w:p>
@@ -613,31 +408,11 @@
         <w:pStyle w:val="Compact"/>
         <w:numPr>
           <w:ilvl w:val="1"/>
-          <w:numId w:val="1010"/>
-        </w:numPr>
-      </w:pPr>
-      <w:hyperlink r:id="rId13">
-        <w:r>
-          <w:rPr>
-            <w:rStyle w:val="Hyperlink"/>
-          </w:rPr>
-          <w:t xml:space="preserve">academicAdminController.ts</w:t>
-        </w:r>
-      </w:hyperlink>
-      <w:r>
-        <w:t xml:space="preserve"> </w:t>
-      </w:r>
-      <w:r>
-        <w:t xml:space="preserve">(</w:t>
-      </w:r>
-      <w:r>
-        <w:rPr>
-          <w:rStyle w:val="VerbatimChar"/>
-        </w:rPr>
-        <w:t xml:space="preserve">createGroup</w:t>
-      </w:r>
-      <w:r>
-        <w:t xml:space="preserve">)</w:t>
+          <w:numId w:val="1004"/>
+        </w:numPr>
+      </w:pPr>
+      <w:r>
+        <w:t xml:space="preserve">La eliminación de un tipo de grado verifica que no tenga cursos, matrículas o asignaciones docentes asociadas, bloqueando la operación con un reporte de impacto si existen dependencias.</w:t>
       </w:r>
     </w:p>
     <w:p>
@@ -647,84 +422,80 @@
         </w:pict>
       </w:r>
     </w:p>
-    <w:bookmarkEnd w:id="18"/>
-    <w:bookmarkEnd w:id="19"/>
-    <w:bookmarkStart w:id="23" w:name="hu-est-003-modificar-cupos-de-un-grupo"/>
-    <w:p>
-      <w:pPr>
-        <w:pStyle w:val="Heading1"/>
-      </w:pPr>
-      <w:r>
-        <w:t xml:space="preserve">HU-EST-003: Modificar Cupos de un Grupo</w:t>
-      </w:r>
-    </w:p>
-    <w:bookmarkStart w:id="20" w:name="historia-2"/>
-    <w:p>
-      <w:pPr>
-        <w:pStyle w:val="Heading2"/>
-      </w:pPr>
-      <w:r>
-        <w:t xml:space="preserve">Historia</w:t>
-      </w:r>
-    </w:p>
-    <w:p>
-      <w:pPr>
-        <w:pStyle w:val="FirstParagraph"/>
+    <w:bookmarkEnd w:id="10"/>
+    <w:bookmarkStart w:id="11" w:name="X3bcab87f2fc26fec5bab6e30549d851ad19fa61"/>
+    <w:p>
+      <w:pPr>
+        <w:pStyle w:val="Heading3"/>
+      </w:pPr>
+      <w:r>
+        <w:t xml:space="preserve">HU-EST-003: Modificación Segura de Capacidad de Cupos por Salón</w:t>
+      </w:r>
+    </w:p>
+    <w:p>
+      <w:pPr>
+        <w:pStyle w:val="Compact"/>
+        <w:numPr>
+          <w:ilvl w:val="0"/>
+          <w:numId w:val="1005"/>
+        </w:numPr>
       </w:pPr>
       <w:r>
         <w:rPr>
           <w:b/>
           <w:bCs/>
         </w:rPr>
-        <w:t xml:space="preserve">Como</w:t>
-      </w:r>
-      <w:r>
-        <w:t xml:space="preserve"> </w:t>
-      </w:r>
-      <w:r>
-        <w:t xml:space="preserve">directivo del colegio</w:t>
-      </w:r>
-      <w:r>
-        <w:br/>
-      </w:r>
+        <w:t xml:space="preserve">Como:</w:t>
+      </w:r>
+      <w:r>
+        <w:t xml:space="preserve"> </w:t>
+      </w:r>
+      <w:r>
+        <w:t xml:space="preserve">Directivo Escolar.</w:t>
+      </w:r>
+    </w:p>
+    <w:p>
+      <w:pPr>
+        <w:pStyle w:val="Compact"/>
+        <w:numPr>
+          <w:ilvl w:val="0"/>
+          <w:numId w:val="1005"/>
+        </w:numPr>
+      </w:pPr>
       <w:r>
         <w:rPr>
           <w:b/>
           <w:bCs/>
         </w:rPr>
-        <w:t xml:space="preserve">Quiero</w:t>
-      </w:r>
-      <w:r>
-        <w:t xml:space="preserve"> </w:t>
-      </w:r>
-      <w:r>
-        <w:t xml:space="preserve">ampliar o reducir la cantidad de cupos totales de un grupo</w:t>
-      </w:r>
-      <w:r>
-        <w:br/>
-      </w:r>
+        <w:t xml:space="preserve">Quiero:</w:t>
+      </w:r>
+      <w:r>
+        <w:t xml:space="preserve"> </w:t>
+      </w:r>
+      <w:r>
+        <w:t xml:space="preserve">Actualizar el límite máximo de cupos de un curso físico.</w:t>
+      </w:r>
+    </w:p>
+    <w:p>
+      <w:pPr>
+        <w:pStyle w:val="Compact"/>
+        <w:numPr>
+          <w:ilvl w:val="0"/>
+          <w:numId w:val="1005"/>
+        </w:numPr>
+      </w:pPr>
       <w:r>
         <w:rPr>
           <w:b/>
           <w:bCs/>
         </w:rPr>
-        <w:t xml:space="preserve">Para</w:t>
-      </w:r>
-      <w:r>
-        <w:t xml:space="preserve"> </w:t>
-      </w:r>
-      <w:r>
-        <w:t xml:space="preserve">controlar el ingreso y límite de estudiantes en un aula en base a la capacidad del salón.</w:t>
-      </w:r>
-    </w:p>
-    <w:bookmarkEnd w:id="20"/>
-    <w:bookmarkStart w:id="21" w:name="criterios-de-aceptación-2"/>
-    <w:p>
-      <w:pPr>
-        <w:pStyle w:val="Heading2"/>
-      </w:pPr>
-      <w:r>
-        <w:t xml:space="preserve">Criterios de Aceptación</w:t>
+        <w:t xml:space="preserve">Para:</w:t>
+      </w:r>
+      <w:r>
+        <w:t xml:space="preserve"> </w:t>
+      </w:r>
+      <w:r>
+        <w:t xml:space="preserve">Ajustar el aforo del salón según la capacidad física del aula o las directrices institucionales.</w:t>
       </w:r>
     </w:p>
     <w:p>
@@ -732,53 +503,7 @@
         <w:pStyle w:val="Compact"/>
         <w:numPr>
           <w:ilvl w:val="0"/>
-          <w:numId w:val="1011"/>
-        </w:numPr>
-      </w:pPr>
-      <w:r>
-        <w:t xml:space="preserve">El directivo ingresa el nuevo número de cupos.</w:t>
-      </w:r>
-    </w:p>
-    <w:p>
-      <w:pPr>
-        <w:pStyle w:val="Compact"/>
-        <w:numPr>
-          <w:ilvl w:val="0"/>
-          <w:numId w:val="1011"/>
-        </w:numPr>
-      </w:pPr>
-      <w:r>
-        <w:t xml:space="preserve">El sistema no debe permitir reducir los cupos por debajo del número de estudiantes matriculados activos en dicho grupo.</w:t>
-      </w:r>
-    </w:p>
-    <w:p>
-      <w:pPr>
-        <w:pStyle w:val="Compact"/>
-        <w:numPr>
-          <w:ilvl w:val="0"/>
-          <w:numId w:val="1011"/>
-        </w:numPr>
-      </w:pPr>
-      <w:r>
-        <w:t xml:space="preserve">Al guardar, el cambio se actualiza inmediatamente en el grupo.</w:t>
-      </w:r>
-    </w:p>
-    <w:bookmarkEnd w:id="21"/>
-    <w:bookmarkStart w:id="22" w:name="detalles-técnicos-2"/>
-    <w:p>
-      <w:pPr>
-        <w:pStyle w:val="Heading2"/>
-      </w:pPr>
-      <w:r>
-        <w:t xml:space="preserve">Detalles Técnicos</w:t>
-      </w:r>
-    </w:p>
-    <w:p>
-      <w:pPr>
-        <w:pStyle w:val="Compact"/>
-        <w:numPr>
-          <w:ilvl w:val="0"/>
-          <w:numId w:val="1012"/>
+          <w:numId w:val="1005"/>
         </w:numPr>
       </w:pPr>
       <w:r>
@@ -786,73 +511,7 @@
           <w:b/>
           <w:bCs/>
         </w:rPr>
-        <w:t xml:space="preserve">Prioridad:</w:t>
-      </w:r>
-      <w:r>
-        <w:t xml:space="preserve"> </w:t>
-      </w:r>
-      <w:r>
-        <w:t xml:space="preserve">Media</w:t>
-      </w:r>
-    </w:p>
-    <w:p>
-      <w:pPr>
-        <w:pStyle w:val="Compact"/>
-        <w:numPr>
-          <w:ilvl w:val="0"/>
-          <w:numId w:val="1012"/>
-        </w:numPr>
-      </w:pPr>
-      <w:r>
-        <w:rPr>
-          <w:b/>
-          <w:bCs/>
-        </w:rPr>
-        <w:t xml:space="preserve">Roles involucrados:</w:t>
-      </w:r>
-      <w:r>
-        <w:t xml:space="preserve"> </w:t>
-      </w:r>
-      <w:r>
-        <w:t xml:space="preserve">Directivo</w:t>
-      </w:r>
-    </w:p>
-    <w:p>
-      <w:pPr>
-        <w:pStyle w:val="Compact"/>
-        <w:numPr>
-          <w:ilvl w:val="0"/>
-          <w:numId w:val="1012"/>
-        </w:numPr>
-      </w:pPr>
-      <w:r>
-        <w:rPr>
-          <w:b/>
-          <w:bCs/>
-        </w:rPr>
-        <w:t xml:space="preserve">Reglas de negocio relacionadas:</w:t>
-      </w:r>
-      <w:r>
-        <w:t xml:space="preserve"> </w:t>
-      </w:r>
-      <w:r>
-        <w:t xml:space="preserve">RN-EST-003</w:t>
-      </w:r>
-    </w:p>
-    <w:p>
-      <w:pPr>
-        <w:pStyle w:val="Compact"/>
-        <w:numPr>
-          <w:ilvl w:val="0"/>
-          <w:numId w:val="1012"/>
-        </w:numPr>
-      </w:pPr>
-      <w:r>
-        <w:rPr>
-          <w:b/>
-          <w:bCs/>
-        </w:rPr>
-        <w:t xml:space="preserve">Endpoints relacionados:</w:t>
+        <w:t xml:space="preserve">Criterios de Aceptación:</w:t>
       </w:r>
     </w:p>
     <w:p>
@@ -860,30 +519,35 @@
         <w:pStyle w:val="Compact"/>
         <w:numPr>
           <w:ilvl w:val="1"/>
-          <w:numId w:val="1013"/>
-        </w:numPr>
-      </w:pPr>
+          <w:numId w:val="1006"/>
+        </w:numPr>
+      </w:pPr>
+      <w:r>
+        <w:t xml:space="preserve">El backend verifica la cantidad de estudiantes actualmente inscritos en el curso.</w:t>
+      </w:r>
+    </w:p>
+    <w:p>
+      <w:pPr>
+        <w:pStyle w:val="Compact"/>
+        <w:numPr>
+          <w:ilvl w:val="1"/>
+          <w:numId w:val="1006"/>
+        </w:numPr>
+      </w:pPr>
+      <w:r>
+        <w:t xml:space="preserve">Si el nuevo valor de cupos es inferior al número de alumnos matriculados activos, la solicitud se rechaza con error</w:t>
+      </w:r>
+      <w:r>
+        <w:t xml:space="preserve"> </w:t>
+      </w:r>
       <w:r>
         <w:rPr>
           <w:rStyle w:val="VerbatimChar"/>
         </w:rPr>
-        <w:t xml:space="preserve">PATCH /api/academic-admin/groups/:id/cupos</w:t>
-      </w:r>
-    </w:p>
-    <w:p>
-      <w:pPr>
-        <w:pStyle w:val="Compact"/>
-        <w:numPr>
-          <w:ilvl w:val="0"/>
-          <w:numId w:val="1012"/>
-        </w:numPr>
-      </w:pPr>
-      <w:r>
-        <w:rPr>
-          <w:b/>
-          <w:bCs/>
-        </w:rPr>
-        <w:t xml:space="preserve">Componentes frontend relacionados:</w:t>
+        <w:t xml:space="preserve">400 Bad Request</w:t>
+      </w:r>
+      <w:r>
+        <w:t xml:space="preserve">.</w:t>
       </w:r>
     </w:p>
     <w:p>
@@ -891,64 +555,26 @@
         <w:pStyle w:val="Compact"/>
         <w:numPr>
           <w:ilvl w:val="1"/>
-          <w:numId w:val="1014"/>
-        </w:numPr>
-      </w:pPr>
-      <w:hyperlink r:id="rId12">
-        <w:r>
-          <w:rPr>
-            <w:rStyle w:val="Hyperlink"/>
-          </w:rPr>
-          <w:t xml:space="preserve">GradeManagement.vue</w:t>
-        </w:r>
-      </w:hyperlink>
-    </w:p>
-    <w:p>
-      <w:pPr>
-        <w:pStyle w:val="Compact"/>
-        <w:numPr>
-          <w:ilvl w:val="0"/>
-          <w:numId w:val="1012"/>
-        </w:numPr>
-      </w:pPr>
-      <w:r>
-        <w:rPr>
-          <w:b/>
-          <w:bCs/>
-        </w:rPr>
-        <w:t xml:space="preserve">Controllers/Services relacionados:</w:t>
-      </w:r>
-    </w:p>
-    <w:p>
-      <w:pPr>
-        <w:pStyle w:val="Compact"/>
-        <w:numPr>
-          <w:ilvl w:val="1"/>
-          <w:numId w:val="1015"/>
-        </w:numPr>
-      </w:pPr>
-      <w:hyperlink r:id="rId13">
-        <w:r>
-          <w:rPr>
-            <w:rStyle w:val="Hyperlink"/>
-          </w:rPr>
-          <w:t xml:space="preserve">academicAdminController.ts</w:t>
-        </w:r>
-      </w:hyperlink>
-      <w:r>
-        <w:t xml:space="preserve"> </w:t>
-      </w:r>
-      <w:r>
-        <w:t xml:space="preserve">(</w:t>
+          <w:numId w:val="1006"/>
+        </w:numPr>
+      </w:pPr>
+      <w:r>
+        <w:t xml:space="preserve">Al confirmarse un valor válido, la capacidad se actualiza en</w:t>
+      </w:r>
+      <w:r>
+        <w:t xml:space="preserve"> </w:t>
       </w:r>
       <w:r>
         <w:rPr>
           <w:rStyle w:val="VerbatimChar"/>
         </w:rPr>
-        <w:t xml:space="preserve">updateGroupCupos</w:t>
-      </w:r>
-      <w:r>
-        <w:t xml:space="preserve">)</w:t>
+        <w:t xml:space="preserve">grupos.cupos_totales</w:t>
+      </w:r>
+      <w:r>
+        <w:t xml:space="preserve"> </w:t>
+      </w:r>
+      <w:r>
+        <w:t xml:space="preserve">y se refleja en tiempo real en los selectores de matrículas.</w:t>
       </w:r>
     </w:p>
     <w:p>
@@ -958,84 +584,90 @@
         </w:pict>
       </w:r>
     </w:p>
-    <w:bookmarkEnd w:id="22"/>
-    <w:bookmarkEnd w:id="23"/>
-    <w:bookmarkStart w:id="27" w:name="hu-est-004-renombrar-grupos-en-bloque"/>
-    <w:p>
-      <w:pPr>
-        <w:pStyle w:val="Heading1"/>
-      </w:pPr>
-      <w:r>
-        <w:t xml:space="preserve">HU-EST-004: Renombrar Grupos en Bloque</w:t>
-      </w:r>
-    </w:p>
-    <w:bookmarkStart w:id="24" w:name="historia-3"/>
+    <w:bookmarkEnd w:id="11"/>
+    <w:bookmarkEnd w:id="12"/>
+    <w:bookmarkStart w:id="14" w:name="X4c52873f008c3397a9c7fab64007f0f5f763f99"/>
     <w:p>
       <w:pPr>
         <w:pStyle w:val="Heading2"/>
       </w:pPr>
       <w:r>
-        <w:t xml:space="preserve">Historia</w:t>
-      </w:r>
-    </w:p>
-    <w:p>
-      <w:pPr>
-        <w:pStyle w:val="FirstParagraph"/>
+        <w:t xml:space="preserve">2. Nomenclatura y Renombramiento Inteligente</w:t>
+      </w:r>
+    </w:p>
+    <w:bookmarkStart w:id="13" w:name="X4e9704d703277f4d761b800e57f5081f5f2d81b"/>
+    <w:p>
+      <w:pPr>
+        <w:pStyle w:val="Heading3"/>
+      </w:pPr>
+      <w:r>
+        <w:t xml:space="preserve">HU-EST-004: Renombramiento Individual y en Bloque de Cursos</w:t>
+      </w:r>
+    </w:p>
+    <w:p>
+      <w:pPr>
+        <w:pStyle w:val="Compact"/>
+        <w:numPr>
+          <w:ilvl w:val="0"/>
+          <w:numId w:val="1007"/>
+        </w:numPr>
       </w:pPr>
       <w:r>
         <w:rPr>
           <w:b/>
           <w:bCs/>
         </w:rPr>
-        <w:t xml:space="preserve">Como</w:t>
-      </w:r>
-      <w:r>
-        <w:t xml:space="preserve"> </w:t>
-      </w:r>
-      <w:r>
-        <w:t xml:space="preserve">directivo del colegio</w:t>
-      </w:r>
-      <w:r>
-        <w:br/>
-      </w:r>
+        <w:t xml:space="preserve">Como:</w:t>
+      </w:r>
+      <w:r>
+        <w:t xml:space="preserve"> </w:t>
+      </w:r>
+      <w:r>
+        <w:t xml:space="preserve">Directivo Escolar.</w:t>
+      </w:r>
+    </w:p>
+    <w:p>
+      <w:pPr>
+        <w:pStyle w:val="Compact"/>
+        <w:numPr>
+          <w:ilvl w:val="0"/>
+          <w:numId w:val="1007"/>
+        </w:numPr>
+      </w:pPr>
       <w:r>
         <w:rPr>
           <w:b/>
           <w:bCs/>
         </w:rPr>
-        <w:t xml:space="preserve">Quiero</w:t>
-      </w:r>
-      <w:r>
-        <w:t xml:space="preserve"> </w:t>
-      </w:r>
-      <w:r>
-        <w:t xml:space="preserve">modificar la nomenclatura de todos los grupos pertenecientes a un tipo de grado en un solo paso</w:t>
-      </w:r>
-      <w:r>
-        <w:br/>
-      </w:r>
+        <w:t xml:space="preserve">Quiero:</w:t>
+      </w:r>
+      <w:r>
+        <w:t xml:space="preserve"> </w:t>
+      </w:r>
+      <w:r>
+        <w:t xml:space="preserve">Renombrar un curso individual o estandarizar masivamente todos los cursos de un grado escolar.</w:t>
+      </w:r>
+    </w:p>
+    <w:p>
+      <w:pPr>
+        <w:pStyle w:val="Compact"/>
+        <w:numPr>
+          <w:ilvl w:val="0"/>
+          <w:numId w:val="1007"/>
+        </w:numPr>
+      </w:pPr>
       <w:r>
         <w:rPr>
           <w:b/>
           <w:bCs/>
         </w:rPr>
-        <w:t xml:space="preserve">Para</w:t>
-      </w:r>
-      <w:r>
-        <w:t xml:space="preserve"> </w:t>
-      </w:r>
-      <w:r>
-        <w:t xml:space="preserve">unificar la nomenclatura del colegio de forma ágil ante reformas organizacionales.</w:t>
-      </w:r>
-    </w:p>
-    <w:bookmarkEnd w:id="24"/>
-    <w:bookmarkStart w:id="25" w:name="criterios-de-aceptación-3"/>
-    <w:p>
-      <w:pPr>
-        <w:pStyle w:val="Heading2"/>
-      </w:pPr>
-      <w:r>
-        <w:t xml:space="preserve">Criterios de Aceptación</w:t>
+        <w:t xml:space="preserve">Para:</w:t>
+      </w:r>
+      <w:r>
+        <w:t xml:space="preserve"> </w:t>
+      </w:r>
+      <w:r>
+        <w:t xml:space="preserve">Mantener una nomenclatura uniforme y clara en los boletines y listados oficiales.</w:t>
       </w:r>
     </w:p>
     <w:p>
@@ -1043,71 +675,7 @@
         <w:pStyle w:val="Compact"/>
         <w:numPr>
           <w:ilvl w:val="0"/>
-          <w:numId w:val="1016"/>
-        </w:numPr>
-      </w:pPr>
-      <w:r>
-        <w:t xml:space="preserve">El directivo selecciona el tipo de grado y digita el nuevo prefijo de nombre.</w:t>
-      </w:r>
-    </w:p>
-    <w:p>
-      <w:pPr>
-        <w:pStyle w:val="Compact"/>
-        <w:numPr>
-          <w:ilvl w:val="0"/>
-          <w:numId w:val="1016"/>
-        </w:numPr>
-      </w:pPr>
-      <w:r>
-        <w:t xml:space="preserve">El sistema despliega un listado previo de cómo quedarán estructurados los nuevos nombres de grupos (ej.</w:t>
-      </w:r>
-      <w:r>
-        <w:t xml:space="preserve"> </w:t>
-      </w:r>
-      <w:r>
-        <w:t xml:space="preserve">“1-A”</w:t>
-      </w:r>
-      <w:r>
-        <w:t xml:space="preserve">,</w:t>
-      </w:r>
-      <w:r>
-        <w:t xml:space="preserve"> </w:t>
-      </w:r>
-      <w:r>
-        <w:t xml:space="preserve">“1-B”</w:t>
-      </w:r>
-      <w:r>
-        <w:t xml:space="preserve">) antes de confirmar la acción.</w:t>
-      </w:r>
-    </w:p>
-    <w:p>
-      <w:pPr>
-        <w:pStyle w:val="Compact"/>
-        <w:numPr>
-          <w:ilvl w:val="0"/>
-          <w:numId w:val="1016"/>
-        </w:numPr>
-      </w:pPr>
-      <w:r>
-        <w:t xml:space="preserve">Al confirmar, se realiza un renombrado masivo en la base de datos de todos los grupos bajo el mismo tipo de grado.</w:t>
-      </w:r>
-    </w:p>
-    <w:bookmarkEnd w:id="25"/>
-    <w:bookmarkStart w:id="26" w:name="detalles-técnicos-3"/>
-    <w:p>
-      <w:pPr>
-        <w:pStyle w:val="Heading2"/>
-      </w:pPr>
-      <w:r>
-        <w:t xml:space="preserve">Detalles Técnicos</w:t>
-      </w:r>
-    </w:p>
-    <w:p>
-      <w:pPr>
-        <w:pStyle w:val="Compact"/>
-        <w:numPr>
-          <w:ilvl w:val="0"/>
-          <w:numId w:val="1017"/>
+          <w:numId w:val="1007"/>
         </w:numPr>
       </w:pPr>
       <w:r>
@@ -1115,21 +683,15 @@
           <w:b/>
           <w:bCs/>
         </w:rPr>
-        <w:t xml:space="preserve">Prioridad:</w:t>
-      </w:r>
-      <w:r>
-        <w:t xml:space="preserve"> </w:t>
-      </w:r>
-      <w:r>
-        <w:t xml:space="preserve">Baja</w:t>
-      </w:r>
-    </w:p>
-    <w:p>
-      <w:pPr>
-        <w:pStyle w:val="Compact"/>
-        <w:numPr>
-          <w:ilvl w:val="0"/>
-          <w:numId w:val="1017"/>
+        <w:t xml:space="preserve">Criterios de Aceptación:</w:t>
+      </w:r>
+    </w:p>
+    <w:p>
+      <w:pPr>
+        <w:pStyle w:val="Compact"/>
+        <w:numPr>
+          <w:ilvl w:val="1"/>
+          <w:numId w:val="1008"/>
         </w:numPr>
       </w:pPr>
       <w:r>
@@ -1137,21 +699,45 @@
           <w:b/>
           <w:bCs/>
         </w:rPr>
-        <w:t xml:space="preserve">Roles involucrados:</w:t>
-      </w:r>
-      <w:r>
-        <w:t xml:space="preserve"> </w:t>
-      </w:r>
-      <w:r>
-        <w:t xml:space="preserve">Directivo</w:t>
-      </w:r>
-    </w:p>
-    <w:p>
-      <w:pPr>
-        <w:pStyle w:val="Compact"/>
-        <w:numPr>
-          <w:ilvl w:val="0"/>
-          <w:numId w:val="1017"/>
+        <w:t xml:space="preserve">Renombramiento Individual:</w:t>
+      </w:r>
+      <w:r>
+        <w:t xml:space="preserve"> </w:t>
+      </w:r>
+      <w:r>
+        <w:t xml:space="preserve">Si el curso comparte su sección con otros salones (</w:t>
+      </w:r>
+      <w:r>
+        <w:rPr>
+          <w:rStyle w:val="VerbatimChar"/>
+        </w:rPr>
+        <w:t xml:space="preserve">shared &gt; 1</w:t>
+      </w:r>
+      <w:r>
+        <w:t xml:space="preserve">), el sistema crea una nueva sección en</w:t>
+      </w:r>
+      <w:r>
+        <w:t xml:space="preserve"> </w:t>
+      </w:r>
+      <w:r>
+        <w:rPr>
+          <w:rStyle w:val="VerbatimChar"/>
+        </w:rPr>
+        <w:t xml:space="preserve">secciones</w:t>
+      </w:r>
+      <w:r>
+        <w:t xml:space="preserve"> </w:t>
+      </w:r>
+      <w:r>
+        <w:t xml:space="preserve">y actualiza el curso sin alterar a los demás cursos paralelos.</w:t>
+      </w:r>
+    </w:p>
+    <w:p>
+      <w:pPr>
+        <w:pStyle w:val="Compact"/>
+        <w:numPr>
+          <w:ilvl w:val="1"/>
+          <w:numId w:val="1008"/>
         </w:numPr>
       </w:pPr>
       <w:r>
@@ -1159,29 +745,58 @@
           <w:b/>
           <w:bCs/>
         </w:rPr>
-        <w:t xml:space="preserve">Reglas de negocio relacionadas:</w:t>
-      </w:r>
-      <w:r>
-        <w:t xml:space="preserve"> </w:t>
-      </w:r>
-      <w:r>
-        <w:t xml:space="preserve">RN-EST-006</w:t>
-      </w:r>
-    </w:p>
-    <w:p>
-      <w:pPr>
-        <w:pStyle w:val="Compact"/>
-        <w:numPr>
-          <w:ilvl w:val="0"/>
-          <w:numId w:val="1017"/>
-        </w:numPr>
-      </w:pPr>
-      <w:r>
-        <w:rPr>
-          <w:b/>
-          <w:bCs/>
-        </w:rPr>
-        <w:t xml:space="preserve">Endpoints relacionados:</w:t>
+        <w:t xml:space="preserve">Renombramiento en Bloque:</w:t>
+      </w:r>
+      <w:r>
+        <w:t xml:space="preserve"> </w:t>
+      </w:r>
+      <w:r>
+        <w:t xml:space="preserve">Permite ingresar prefijo, separador y tipo de serie (</w:t>
+      </w:r>
+      <w:r>
+        <w:rPr>
+          <w:rStyle w:val="VerbatimChar"/>
+        </w:rPr>
+        <w:t xml:space="preserve">LETRA</w:t>
+      </w:r>
+      <w:r>
+        <w:t xml:space="preserve"> </w:t>
+      </w:r>
+      <w:r>
+        <w:t xml:space="preserve">o</w:t>
+      </w:r>
+      <w:r>
+        <w:t xml:space="preserve"> </w:t>
+      </w:r>
+      <w:r>
+        <w:rPr>
+          <w:rStyle w:val="VerbatimChar"/>
+        </w:rPr>
+        <w:t xml:space="preserve">NUMERO</w:t>
+      </w:r>
+      <w:r>
+        <w:t xml:space="preserve">), generando secuencias como</w:t>
+      </w:r>
+      <w:r>
+        <w:t xml:space="preserve"> </w:t>
+      </w:r>
+      <w:r>
+        <w:t xml:space="preserve">“10-A, 10-B”</w:t>
+      </w:r>
+      <w:r>
+        <w:t xml:space="preserve"> </w:t>
+      </w:r>
+      <w:r>
+        <w:t xml:space="preserve">o</w:t>
+      </w:r>
+      <w:r>
+        <w:t xml:space="preserve"> </w:t>
+      </w:r>
+      <w:r>
+        <w:t xml:space="preserve">“10-1, 10-2”</w:t>
+      </w:r>
+      <w:r>
+        <w:t xml:space="preserve">.</w:t>
       </w:r>
     </w:p>
     <w:p>
@@ -1189,95 +804,11 @@
         <w:pStyle w:val="Compact"/>
         <w:numPr>
           <w:ilvl w:val="1"/>
-          <w:numId w:val="1018"/>
-        </w:numPr>
-      </w:pPr>
-      <w:r>
-        <w:rPr>
-          <w:rStyle w:val="VerbatimChar"/>
-        </w:rPr>
-        <w:t xml:space="preserve">PATCH /api/academic-admin/grade-types/:id/bulk-rename</w:t>
-      </w:r>
-    </w:p>
-    <w:p>
-      <w:pPr>
-        <w:pStyle w:val="Compact"/>
-        <w:numPr>
-          <w:ilvl w:val="0"/>
-          <w:numId w:val="1017"/>
-        </w:numPr>
-      </w:pPr>
-      <w:r>
-        <w:rPr>
-          <w:b/>
-          <w:bCs/>
-        </w:rPr>
-        <w:t xml:space="preserve">Componentes frontend relacionados:</w:t>
-      </w:r>
-    </w:p>
-    <w:p>
-      <w:pPr>
-        <w:pStyle w:val="Compact"/>
-        <w:numPr>
-          <w:ilvl w:val="1"/>
-          <w:numId w:val="1019"/>
-        </w:numPr>
-      </w:pPr>
-      <w:hyperlink r:id="rId12">
-        <w:r>
-          <w:rPr>
-            <w:rStyle w:val="Hyperlink"/>
-          </w:rPr>
-          <w:t xml:space="preserve">GradeManagement.vue</w:t>
-        </w:r>
-      </w:hyperlink>
-    </w:p>
-    <w:p>
-      <w:pPr>
-        <w:pStyle w:val="Compact"/>
-        <w:numPr>
-          <w:ilvl w:val="0"/>
-          <w:numId w:val="1017"/>
-        </w:numPr>
-      </w:pPr>
-      <w:r>
-        <w:rPr>
-          <w:b/>
-          <w:bCs/>
-        </w:rPr>
-        <w:t xml:space="preserve">Controllers/Services relacionados:</w:t>
-      </w:r>
-    </w:p>
-    <w:p>
-      <w:pPr>
-        <w:pStyle w:val="Compact"/>
-        <w:numPr>
-          <w:ilvl w:val="1"/>
-          <w:numId w:val="1020"/>
-        </w:numPr>
-      </w:pPr>
-      <w:hyperlink r:id="rId13">
-        <w:r>
-          <w:rPr>
-            <w:rStyle w:val="Hyperlink"/>
-          </w:rPr>
-          <w:t xml:space="preserve">academicAdminController.ts</w:t>
-        </w:r>
-      </w:hyperlink>
-      <w:r>
-        <w:t xml:space="preserve"> </w:t>
-      </w:r>
-      <w:r>
-        <w:t xml:space="preserve">(</w:t>
-      </w:r>
-      <w:r>
-        <w:rPr>
-          <w:rStyle w:val="VerbatimChar"/>
-        </w:rPr>
-        <w:t xml:space="preserve">bulkRenameCourses</w:t>
-      </w:r>
-      <w:r>
-        <w:t xml:space="preserve">)</w:t>
+          <w:numId w:val="1008"/>
+        </w:numPr>
+      </w:pPr>
+      <w:r>
+        <w:t xml:space="preserve">El sistema valida que ningún nombre generado supere el límite de 10 caracteres.</w:t>
       </w:r>
     </w:p>
     <w:p>
@@ -1287,84 +818,90 @@
         </w:pict>
       </w:r>
     </w:p>
-    <w:bookmarkEnd w:id="26"/>
-    <w:bookmarkEnd w:id="27"/>
-    <w:bookmarkStart w:id="32" w:name="X77fbecdab362a0234ac71a73858a01c76a83fed"/>
-    <w:p>
-      <w:pPr>
-        <w:pStyle w:val="Heading1"/>
-      </w:pPr>
-      <w:r>
-        <w:t xml:space="preserve">HU-EST-005: Registrar Materia en Catálogo Escolar</w:t>
-      </w:r>
-    </w:p>
-    <w:bookmarkStart w:id="28" w:name="historia-4"/>
+    <w:bookmarkEnd w:id="13"/>
+    <w:bookmarkEnd w:id="14"/>
+    <w:bookmarkStart w:id="17" w:name="X192bf5636d83dc29293c395bb109c5614301ccd"/>
     <w:p>
       <w:pPr>
         <w:pStyle w:val="Heading2"/>
       </w:pPr>
       <w:r>
-        <w:t xml:space="preserve">Historia</w:t>
-      </w:r>
-    </w:p>
-    <w:p>
-      <w:pPr>
-        <w:pStyle w:val="FirstParagraph"/>
+        <w:t xml:space="preserve">3. Catálogo Curricular y Papelera de Materias</w:t>
+      </w:r>
+    </w:p>
+    <w:bookmarkStart w:id="15" w:name="Xc05dfaaa20f881bead3b0b595c82a7c7966d56a"/>
+    <w:p>
+      <w:pPr>
+        <w:pStyle w:val="Heading3"/>
+      </w:pPr>
+      <w:r>
+        <w:t xml:space="preserve">HU-EST-005: Eliminación Forzada y Restauración Profunda de Materias</w:t>
+      </w:r>
+    </w:p>
+    <w:p>
+      <w:pPr>
+        <w:pStyle w:val="Compact"/>
+        <w:numPr>
+          <w:ilvl w:val="0"/>
+          <w:numId w:val="1009"/>
+        </w:numPr>
       </w:pPr>
       <w:r>
         <w:rPr>
           <w:b/>
           <w:bCs/>
         </w:rPr>
-        <w:t xml:space="preserve">Como</w:t>
-      </w:r>
-      <w:r>
-        <w:t xml:space="preserve"> </w:t>
-      </w:r>
-      <w:r>
-        <w:t xml:space="preserve">directivo del colegio</w:t>
-      </w:r>
-      <w:r>
-        <w:br/>
-      </w:r>
+        <w:t xml:space="preserve">Como:</w:t>
+      </w:r>
+      <w:r>
+        <w:t xml:space="preserve"> </w:t>
+      </w:r>
+      <w:r>
+        <w:t xml:space="preserve">Directivo Escolar.</w:t>
+      </w:r>
+    </w:p>
+    <w:p>
+      <w:pPr>
+        <w:pStyle w:val="Compact"/>
+        <w:numPr>
+          <w:ilvl w:val="0"/>
+          <w:numId w:val="1009"/>
+        </w:numPr>
+      </w:pPr>
       <w:r>
         <w:rPr>
           <w:b/>
           <w:bCs/>
         </w:rPr>
-        <w:t xml:space="preserve">Quiero</w:t>
-      </w:r>
-      <w:r>
-        <w:t xml:space="preserve"> </w:t>
-      </w:r>
-      <w:r>
-        <w:t xml:space="preserve">ingresar una materia (nombre) en la base de datos</w:t>
-      </w:r>
-      <w:r>
-        <w:br/>
-      </w:r>
+        <w:t xml:space="preserve">Quiero:</w:t>
+      </w:r>
+      <w:r>
+        <w:t xml:space="preserve"> </w:t>
+      </w:r>
+      <w:r>
+        <w:t xml:space="preserve">Eliminar una materia en desuso con respaldo de su historial o restaurarla desde la papelera institucional.</w:t>
+      </w:r>
+    </w:p>
+    <w:p>
+      <w:pPr>
+        <w:pStyle w:val="Compact"/>
+        <w:numPr>
+          <w:ilvl w:val="0"/>
+          <w:numId w:val="1009"/>
+        </w:numPr>
+      </w:pPr>
       <w:r>
         <w:rPr>
           <w:b/>
           <w:bCs/>
         </w:rPr>
-        <w:t xml:space="preserve">Para</w:t>
-      </w:r>
-      <w:r>
-        <w:t xml:space="preserve"> </w:t>
-      </w:r>
-      <w:r>
-        <w:t xml:space="preserve">incorporarla al catálogo de asignaturas disponibles de mi colegio.</w:t>
-      </w:r>
-    </w:p>
-    <w:bookmarkEnd w:id="28"/>
-    <w:bookmarkStart w:id="29" w:name="criterios-de-aceptación-4"/>
-    <w:p>
-      <w:pPr>
-        <w:pStyle w:val="Heading2"/>
-      </w:pPr>
-      <w:r>
-        <w:t xml:space="preserve">Criterios de Aceptación</w:t>
+        <w:t xml:space="preserve">Para:</w:t>
+      </w:r>
+      <w:r>
+        <w:t xml:space="preserve"> </w:t>
+      </w:r>
+      <w:r>
+        <w:t xml:space="preserve">Mantener limpio el catálogo de asignaturas sin perder de forma irreversible las asignaciones docentes y competencias configuradas.</w:t>
       </w:r>
     </w:p>
     <w:p>
@@ -1372,68 +909,7 @@
         <w:pStyle w:val="Compact"/>
         <w:numPr>
           <w:ilvl w:val="0"/>
-          <w:numId w:val="1021"/>
-        </w:numPr>
-      </w:pPr>
-      <w:r>
-        <w:t xml:space="preserve">El directivo debe ingresar un nombre descriptivo de la materia.</w:t>
-      </w:r>
-    </w:p>
-    <w:p>
-      <w:pPr>
-        <w:pStyle w:val="Compact"/>
-        <w:numPr>
-          <w:ilvl w:val="0"/>
-          <w:numId w:val="1021"/>
-        </w:numPr>
-      </w:pPr>
-      <w:r>
-        <w:t xml:space="preserve">La materia no debe estar registrada con el mismo nombre y en estado activo en el colegio.</w:t>
-      </w:r>
-    </w:p>
-    <w:p>
-      <w:pPr>
-        <w:pStyle w:val="Compact"/>
-        <w:numPr>
-          <w:ilvl w:val="0"/>
-          <w:numId w:val="1021"/>
-        </w:numPr>
-      </w:pPr>
-      <w:r>
-        <w:t xml:space="preserve">Se crea en la tabla</w:t>
-      </w:r>
-      <w:r>
-        <w:t xml:space="preserve"> </w:t>
-      </w:r>
-      <w:r>
-        <w:rPr>
-          <w:rStyle w:val="VerbatimChar"/>
-        </w:rPr>
-        <w:t xml:space="preserve">materias</w:t>
-      </w:r>
-      <w:r>
-        <w:t xml:space="preserve"> </w:t>
-      </w:r>
-      <w:r>
-        <w:t xml:space="preserve">asociada al colegio.</w:t>
-      </w:r>
-    </w:p>
-    <w:bookmarkEnd w:id="29"/>
-    <w:bookmarkStart w:id="31" w:name="detalles-técnicos-4"/>
-    <w:p>
-      <w:pPr>
-        <w:pStyle w:val="Heading2"/>
-      </w:pPr>
-      <w:r>
-        <w:t xml:space="preserve">Detalles Técnicos</w:t>
-      </w:r>
-    </w:p>
-    <w:p>
-      <w:pPr>
-        <w:pStyle w:val="Compact"/>
-        <w:numPr>
-          <w:ilvl w:val="0"/>
-          <w:numId w:val="1022"/>
+          <w:numId w:val="1009"/>
         </w:numPr>
       </w:pPr>
       <w:r>
@@ -1441,73 +917,7 @@
           <w:b/>
           <w:bCs/>
         </w:rPr>
-        <w:t xml:space="preserve">Prioridad:</w:t>
-      </w:r>
-      <w:r>
-        <w:t xml:space="preserve"> </w:t>
-      </w:r>
-      <w:r>
-        <w:t xml:space="preserve">Alta</w:t>
-      </w:r>
-    </w:p>
-    <w:p>
-      <w:pPr>
-        <w:pStyle w:val="Compact"/>
-        <w:numPr>
-          <w:ilvl w:val="0"/>
-          <w:numId w:val="1022"/>
-        </w:numPr>
-      </w:pPr>
-      <w:r>
-        <w:rPr>
-          <w:b/>
-          <w:bCs/>
-        </w:rPr>
-        <w:t xml:space="preserve">Roles involucrados:</w:t>
-      </w:r>
-      <w:r>
-        <w:t xml:space="preserve"> </w:t>
-      </w:r>
-      <w:r>
-        <w:t xml:space="preserve">Directivo</w:t>
-      </w:r>
-    </w:p>
-    <w:p>
-      <w:pPr>
-        <w:pStyle w:val="Compact"/>
-        <w:numPr>
-          <w:ilvl w:val="0"/>
-          <w:numId w:val="1022"/>
-        </w:numPr>
-      </w:pPr>
-      <w:r>
-        <w:rPr>
-          <w:b/>
-          <w:bCs/>
-        </w:rPr>
-        <w:t xml:space="preserve">Reglas de negocio relacionadas:</w:t>
-      </w:r>
-      <w:r>
-        <w:t xml:space="preserve"> </w:t>
-      </w:r>
-      <w:r>
-        <w:t xml:space="preserve">N/A</w:t>
-      </w:r>
-    </w:p>
-    <w:p>
-      <w:pPr>
-        <w:pStyle w:val="Compact"/>
-        <w:numPr>
-          <w:ilvl w:val="0"/>
-          <w:numId w:val="1022"/>
-        </w:numPr>
-      </w:pPr>
-      <w:r>
-        <w:rPr>
-          <w:b/>
-          <w:bCs/>
-        </w:rPr>
-        <w:t xml:space="preserve">Endpoints relacionados:</w:t>
+        <w:t xml:space="preserve">Criterios de Aceptación:</w:t>
       </w:r>
     </w:p>
     <w:p>
@@ -1515,30 +925,35 @@
         <w:pStyle w:val="Compact"/>
         <w:numPr>
           <w:ilvl w:val="1"/>
-          <w:numId w:val="1023"/>
-        </w:numPr>
-      </w:pPr>
+          <w:numId w:val="1010"/>
+        </w:numPr>
+      </w:pPr>
+      <w:r>
+        <w:t xml:space="preserve">Si una materia tiene asignaciones en</w:t>
+      </w:r>
+      <w:r>
+        <w:t xml:space="preserve"> </w:t>
+      </w:r>
       <w:r>
         <w:rPr>
           <w:rStyle w:val="VerbatimChar"/>
         </w:rPr>
-        <w:t xml:space="preserve">POST /api/academic-admin/subjects</w:t>
-      </w:r>
-    </w:p>
-    <w:p>
-      <w:pPr>
-        <w:pStyle w:val="Compact"/>
-        <w:numPr>
-          <w:ilvl w:val="0"/>
-          <w:numId w:val="1022"/>
-        </w:numPr>
-      </w:pPr>
-      <w:r>
-        <w:rPr>
-          <w:b/>
-          <w:bCs/>
-        </w:rPr>
-        <w:t xml:space="preserve">Componentes frontend relacionados:</w:t>
+        <w:t xml:space="preserve">detalle_grados</w:t>
+      </w:r>
+      <w:r>
+        <w:t xml:space="preserve"> </w:t>
+      </w:r>
+      <w:r>
+        <w:t xml:space="preserve">o competencias pedagógicas, el sistema exige confirmación forzada (</w:t>
+      </w:r>
+      <w:r>
+        <w:rPr>
+          <w:rStyle w:val="VerbatimChar"/>
+        </w:rPr>
+        <w:t xml:space="preserve">force=true</w:t>
+      </w:r>
+      <w:r>
+        <w:t xml:space="preserve">).</w:t>
       </w:r>
     </w:p>
     <w:p>
@@ -1546,32 +961,26 @@
         <w:pStyle w:val="Compact"/>
         <w:numPr>
           <w:ilvl w:val="1"/>
-          <w:numId w:val="1024"/>
-        </w:numPr>
-      </w:pPr>
-      <w:hyperlink r:id="rId30">
-        <w:r>
-          <w:rPr>
-            <w:rStyle w:val="Hyperlink"/>
-          </w:rPr>
-          <w:t xml:space="preserve">SubjectManagement.vue</w:t>
-        </w:r>
-      </w:hyperlink>
-    </w:p>
-    <w:p>
-      <w:pPr>
-        <w:pStyle w:val="Compact"/>
-        <w:numPr>
-          <w:ilvl w:val="0"/>
-          <w:numId w:val="1022"/>
-        </w:numPr>
-      </w:pPr>
-      <w:r>
-        <w:rPr>
-          <w:b/>
-          <w:bCs/>
-        </w:rPr>
-        <w:t xml:space="preserve">Controllers/Services relacionados:</w:t>
+          <w:numId w:val="1010"/>
+        </w:numPr>
+      </w:pPr>
+      <w:r>
+        <w:t xml:space="preserve">Al eliminar forzadamente, genera un snapshot transaccional JSON en</w:t>
+      </w:r>
+      <w:r>
+        <w:t xml:space="preserve"> </w:t>
+      </w:r>
+      <w:r>
+        <w:rPr>
+          <w:rStyle w:val="VerbatimChar"/>
+        </w:rPr>
+        <w:t xml:space="preserve">papelera_materias.data_respaldo</w:t>
+      </w:r>
+      <w:r>
+        <w:t xml:space="preserve"> </w:t>
+      </w:r>
+      <w:r>
+        <w:t xml:space="preserve">con todas las asignaciones y competencias antes de eliminarlas de la base de datos.</w:t>
       </w:r>
     </w:p>
     <w:p>
@@ -1579,31 +988,29 @@
         <w:pStyle w:val="Compact"/>
         <w:numPr>
           <w:ilvl w:val="1"/>
-          <w:numId w:val="1025"/>
-        </w:numPr>
-      </w:pPr>
-      <w:hyperlink r:id="rId13">
-        <w:r>
-          <w:rPr>
-            <w:rStyle w:val="Hyperlink"/>
-          </w:rPr>
-          <w:t xml:space="preserve">academicAdminController.ts</w:t>
-        </w:r>
-      </w:hyperlink>
-      <w:r>
-        <w:t xml:space="preserve"> </w:t>
-      </w:r>
-      <w:r>
-        <w:t xml:space="preserve">(</w:t>
+          <w:numId w:val="1010"/>
+        </w:numPr>
+      </w:pPr>
+      <w:r>
+        <w:t xml:space="preserve">En la papelera de materias (</w:t>
       </w:r>
       <w:r>
         <w:rPr>
           <w:rStyle w:val="VerbatimChar"/>
         </w:rPr>
-        <w:t xml:space="preserve">createSubject</w:t>
-      </w:r>
-      <w:r>
-        <w:t xml:space="preserve">)</w:t>
+        <w:t xml:space="preserve">SubjectManagement.vue</w:t>
+      </w:r>
+      <w:r>
+        <w:t xml:space="preserve">), el directivo puede visualizar las materias eliminadas y presionar</w:t>
+      </w:r>
+      <w:r>
+        <w:t xml:space="preserve"> </w:t>
+      </w:r>
+      <w:r>
+        <w:t xml:space="preserve">“Restaurar”</w:t>
+      </w:r>
+      <w:r>
+        <w:t xml:space="preserve">, lo cual recrea la materia y re-inserta automáticamente todas las asignaciones y competencias respaldadas.</w:t>
       </w:r>
     </w:p>
     <w:p>
@@ -1613,84 +1020,80 @@
         </w:pict>
       </w:r>
     </w:p>
-    <w:bookmarkEnd w:id="31"/>
-    <w:bookmarkEnd w:id="32"/>
-    <w:bookmarkStart w:id="36" w:name="hu-est-006-eliminar-materia-soft-delete"/>
-    <w:p>
-      <w:pPr>
-        <w:pStyle w:val="Heading1"/>
-      </w:pPr>
-      <w:r>
-        <w:t xml:space="preserve">HU-EST-006: Eliminar Materia (Soft Delete)</w:t>
-      </w:r>
-    </w:p>
-    <w:bookmarkStart w:id="33" w:name="historia-5"/>
-    <w:p>
-      <w:pPr>
-        <w:pStyle w:val="Heading2"/>
-      </w:pPr>
-      <w:r>
-        <w:t xml:space="preserve">Historia</w:t>
-      </w:r>
-    </w:p>
-    <w:p>
-      <w:pPr>
-        <w:pStyle w:val="FirstParagraph"/>
+    <w:bookmarkEnd w:id="15"/>
+    <w:bookmarkStart w:id="16" w:name="Xaf17efe24745f9a07469970d29d166cd9f90c5d"/>
+    <w:p>
+      <w:pPr>
+        <w:pStyle w:val="Heading3"/>
+      </w:pPr>
+      <w:r>
+        <w:t xml:space="preserve">HU-EST-006: Habilitación y Gestión de Jornadas Institucionales</w:t>
+      </w:r>
+    </w:p>
+    <w:p>
+      <w:pPr>
+        <w:pStyle w:val="Compact"/>
+        <w:numPr>
+          <w:ilvl w:val="0"/>
+          <w:numId w:val="1011"/>
+        </w:numPr>
       </w:pPr>
       <w:r>
         <w:rPr>
           <w:b/>
           <w:bCs/>
         </w:rPr>
-        <w:t xml:space="preserve">Como</w:t>
-      </w:r>
-      <w:r>
-        <w:t xml:space="preserve"> </w:t>
-      </w:r>
-      <w:r>
-        <w:t xml:space="preserve">directivo del colegio</w:t>
-      </w:r>
-      <w:r>
-        <w:br/>
-      </w:r>
+        <w:t xml:space="preserve">Como:</w:t>
+      </w:r>
+      <w:r>
+        <w:t xml:space="preserve"> </w:t>
+      </w:r>
+      <w:r>
+        <w:t xml:space="preserve">Directivo Escolar.</w:t>
+      </w:r>
+    </w:p>
+    <w:p>
+      <w:pPr>
+        <w:pStyle w:val="Compact"/>
+        <w:numPr>
+          <w:ilvl w:val="0"/>
+          <w:numId w:val="1011"/>
+        </w:numPr>
+      </w:pPr>
       <w:r>
         <w:rPr>
           <w:b/>
           <w:bCs/>
         </w:rPr>
-        <w:t xml:space="preserve">Quiero</w:t>
-      </w:r>
-      <w:r>
-        <w:t xml:space="preserve"> </w:t>
-      </w:r>
-      <w:r>
-        <w:t xml:space="preserve">dar de baja una materia de la oferta escolar</w:t>
-      </w:r>
-      <w:r>
-        <w:br/>
-      </w:r>
+        <w:t xml:space="preserve">Quiero:</w:t>
+      </w:r>
+      <w:r>
+        <w:t xml:space="preserve"> </w:t>
+      </w:r>
+      <w:r>
+        <w:t xml:space="preserve">Habilitar o retirar jornadas de operación en mi colegio.</w:t>
+      </w:r>
+    </w:p>
+    <w:p>
+      <w:pPr>
+        <w:pStyle w:val="Compact"/>
+        <w:numPr>
+          <w:ilvl w:val="0"/>
+          <w:numId w:val="1011"/>
+        </w:numPr>
+      </w:pPr>
       <w:r>
         <w:rPr>
           <w:b/>
           <w:bCs/>
         </w:rPr>
-        <w:t xml:space="preserve">Para</w:t>
-      </w:r>
-      <w:r>
-        <w:t xml:space="preserve"> </w:t>
-      </w:r>
-      <w:r>
-        <w:t xml:space="preserve">retirarla del catálogo sin perder el historial y las notas registradas en los años anteriores.</w:t>
-      </w:r>
-    </w:p>
-    <w:bookmarkEnd w:id="33"/>
-    <w:bookmarkStart w:id="34" w:name="criterios-de-aceptación-5"/>
-    <w:p>
-      <w:pPr>
-        <w:pStyle w:val="Heading2"/>
-      </w:pPr>
-      <w:r>
-        <w:t xml:space="preserve">Criterios de Aceptación</w:t>
+        <w:t xml:space="preserve">Para:</w:t>
+      </w:r>
+      <w:r>
+        <w:t xml:space="preserve"> </w:t>
+      </w:r>
+      <w:r>
+        <w:t xml:space="preserve">Organizar los turnos en que operan los diferentes cursos escolares.</w:t>
       </w:r>
     </w:p>
     <w:p>
@@ -1698,65 +1101,7 @@
         <w:pStyle w:val="Compact"/>
         <w:numPr>
           <w:ilvl w:val="0"/>
-          <w:numId w:val="1026"/>
-        </w:numPr>
-      </w:pPr>
-      <w:r>
-        <w:t xml:space="preserve">Al presionar eliminar, la materia no se borra físicamente de la base de datos (se aplica una marca de borrado lógico</w:t>
-      </w:r>
-      <w:r>
-        <w:t xml:space="preserve"> </w:t>
-      </w:r>
-      <w:r>
-        <w:rPr>
-          <w:rStyle w:val="VerbatimChar"/>
-        </w:rPr>
-        <w:t xml:space="preserve">eliminada = true</w:t>
-      </w:r>
-      <w:r>
-        <w:t xml:space="preserve">).</w:t>
-      </w:r>
-    </w:p>
-    <w:p>
-      <w:pPr>
-        <w:pStyle w:val="Compact"/>
-        <w:numPr>
-          <w:ilvl w:val="0"/>
-          <w:numId w:val="1026"/>
-        </w:numPr>
-      </w:pPr>
-      <w:r>
-        <w:t xml:space="preserve">La materia se oculta de las vistas de asignación de cursos del año escolar activo.</w:t>
-      </w:r>
-    </w:p>
-    <w:p>
-      <w:pPr>
-        <w:pStyle w:val="Compact"/>
-        <w:numPr>
-          <w:ilvl w:val="0"/>
-          <w:numId w:val="1026"/>
-        </w:numPr>
-      </w:pPr>
-      <w:r>
-        <w:t xml:space="preserve">La materia puede ser consultada o restaurada desde la vista de la papelera institucional de materias.</w:t>
-      </w:r>
-    </w:p>
-    <w:bookmarkEnd w:id="34"/>
-    <w:bookmarkStart w:id="35" w:name="detalles-técnicos-5"/>
-    <w:p>
-      <w:pPr>
-        <w:pStyle w:val="Heading2"/>
-      </w:pPr>
-      <w:r>
-        <w:t xml:space="preserve">Detalles Técnicos</w:t>
-      </w:r>
-    </w:p>
-    <w:p>
-      <w:pPr>
-        <w:pStyle w:val="Compact"/>
-        <w:numPr>
-          <w:ilvl w:val="0"/>
-          <w:numId w:val="1027"/>
+          <w:numId w:val="1011"/>
         </w:numPr>
       </w:pPr>
       <w:r>
@@ -1764,73 +1109,7 @@
           <w:b/>
           <w:bCs/>
         </w:rPr>
-        <w:t xml:space="preserve">Prioridad:</w:t>
-      </w:r>
-      <w:r>
-        <w:t xml:space="preserve"> </w:t>
-      </w:r>
-      <w:r>
-        <w:t xml:space="preserve">Media</w:t>
-      </w:r>
-    </w:p>
-    <w:p>
-      <w:pPr>
-        <w:pStyle w:val="Compact"/>
-        <w:numPr>
-          <w:ilvl w:val="0"/>
-          <w:numId w:val="1027"/>
-        </w:numPr>
-      </w:pPr>
-      <w:r>
-        <w:rPr>
-          <w:b/>
-          <w:bCs/>
-        </w:rPr>
-        <w:t xml:space="preserve">Roles involucrados:</w:t>
-      </w:r>
-      <w:r>
-        <w:t xml:space="preserve"> </w:t>
-      </w:r>
-      <w:r>
-        <w:t xml:space="preserve">Directivo</w:t>
-      </w:r>
-    </w:p>
-    <w:p>
-      <w:pPr>
-        <w:pStyle w:val="Compact"/>
-        <w:numPr>
-          <w:ilvl w:val="0"/>
-          <w:numId w:val="1027"/>
-        </w:numPr>
-      </w:pPr>
-      <w:r>
-        <w:rPr>
-          <w:b/>
-          <w:bCs/>
-        </w:rPr>
-        <w:t xml:space="preserve">Reglas de negocio relacionadas:</w:t>
-      </w:r>
-      <w:r>
-        <w:t xml:space="preserve"> </w:t>
-      </w:r>
-      <w:r>
-        <w:t xml:space="preserve">RN-EST-005</w:t>
-      </w:r>
-    </w:p>
-    <w:p>
-      <w:pPr>
-        <w:pStyle w:val="Compact"/>
-        <w:numPr>
-          <w:ilvl w:val="0"/>
-          <w:numId w:val="1027"/>
-        </w:numPr>
-      </w:pPr>
-      <w:r>
-        <w:rPr>
-          <w:b/>
-          <w:bCs/>
-        </w:rPr>
-        <w:t xml:space="preserve">Endpoints relacionados:</w:t>
+        <w:t xml:space="preserve">Criterios de Aceptación:</w:t>
       </w:r>
     </w:p>
     <w:p>
@@ -1838,30 +1117,59 @@
         <w:pStyle w:val="Compact"/>
         <w:numPr>
           <w:ilvl w:val="1"/>
-          <w:numId w:val="1028"/>
-        </w:numPr>
-      </w:pPr>
+          <w:numId w:val="1012"/>
+        </w:numPr>
+      </w:pPr>
+      <w:r>
+        <w:t xml:space="preserve">Solo se admiten los nombres oficiales:</w:t>
+      </w:r>
+      <w:r>
+        <w:t xml:space="preserve"> </w:t>
+      </w:r>
       <w:r>
         <w:rPr>
           <w:rStyle w:val="VerbatimChar"/>
         </w:rPr>
-        <w:t xml:space="preserve">DELETE /api/academic-admin/subjects/:id</w:t>
-      </w:r>
-    </w:p>
-    <w:p>
-      <w:pPr>
-        <w:pStyle w:val="Compact"/>
-        <w:numPr>
-          <w:ilvl w:val="0"/>
-          <w:numId w:val="1027"/>
-        </w:numPr>
-      </w:pPr>
-      <w:r>
-        <w:rPr>
-          <w:b/>
-          <w:bCs/>
-        </w:rPr>
-        <w:t xml:space="preserve">Componentes frontend relacionados:</w:t>
+        <w:t xml:space="preserve">MAÑANA</w:t>
+      </w:r>
+      <w:r>
+        <w:t xml:space="preserve">,</w:t>
+      </w:r>
+      <w:r>
+        <w:t xml:space="preserve"> </w:t>
+      </w:r>
+      <w:r>
+        <w:rPr>
+          <w:rStyle w:val="VerbatimChar"/>
+        </w:rPr>
+        <w:t xml:space="preserve">TARDE</w:t>
+      </w:r>
+      <w:r>
+        <w:t xml:space="preserve">,</w:t>
+      </w:r>
+      <w:r>
+        <w:t xml:space="preserve"> </w:t>
+      </w:r>
+      <w:r>
+        <w:rPr>
+          <w:rStyle w:val="VerbatimChar"/>
+        </w:rPr>
+        <w:t xml:space="preserve">UNICA</w:t>
+      </w:r>
+      <w:r>
+        <w:t xml:space="preserve">,</w:t>
+      </w:r>
+      <w:r>
+        <w:t xml:space="preserve"> </w:t>
+      </w:r>
+      <w:r>
+        <w:rPr>
+          <w:rStyle w:val="VerbatimChar"/>
+        </w:rPr>
+        <w:t xml:space="preserve">NOCTURNA</w:t>
+      </w:r>
+      <w:r>
+        <w:t xml:space="preserve">.</w:t>
       </w:r>
     </w:p>
     <w:p>
@@ -1869,32 +1177,11 @@
         <w:pStyle w:val="Compact"/>
         <w:numPr>
           <w:ilvl w:val="1"/>
-          <w:numId w:val="1029"/>
-        </w:numPr>
-      </w:pPr>
-      <w:hyperlink r:id="rId30">
-        <w:r>
-          <w:rPr>
-            <w:rStyle w:val="Hyperlink"/>
-          </w:rPr>
-          <w:t xml:space="preserve">SubjectManagement.vue</w:t>
-        </w:r>
-      </w:hyperlink>
-    </w:p>
-    <w:p>
-      <w:pPr>
-        <w:pStyle w:val="Compact"/>
-        <w:numPr>
-          <w:ilvl w:val="0"/>
-          <w:numId w:val="1027"/>
-        </w:numPr>
-      </w:pPr>
-      <w:r>
-        <w:rPr>
-          <w:b/>
-          <w:bCs/>
-        </w:rPr>
-        <w:t xml:space="preserve">Controllers/Services relacionados:</w:t>
+          <w:numId w:val="1012"/>
+        </w:numPr>
+      </w:pPr>
+      <w:r>
+        <w:t xml:space="preserve">No se permite habilitar jornadas duplicadas en la misma institución.</w:t>
       </w:r>
     </w:p>
     <w:p>
@@ -1902,35 +1189,40 @@
         <w:pStyle w:val="Compact"/>
         <w:numPr>
           <w:ilvl w:val="1"/>
-          <w:numId w:val="1030"/>
-        </w:numPr>
-      </w:pPr>
-      <w:hyperlink r:id="rId13">
-        <w:r>
-          <w:rPr>
-            <w:rStyle w:val="Hyperlink"/>
-          </w:rPr>
-          <w:t xml:space="preserve">academicAdminController.ts</w:t>
-        </w:r>
-      </w:hyperlink>
-      <w:r>
-        <w:t xml:space="preserve"> </w:t>
-      </w:r>
-      <w:r>
-        <w:t xml:space="preserve">(</w:t>
+          <w:numId w:val="1012"/>
+        </w:numPr>
+      </w:pPr>
+      <w:r>
+        <w:t xml:space="preserve">Una jornada con cursos vinculados en</w:t>
+      </w:r>
+      <w:r>
+        <w:t xml:space="preserve"> </w:t>
       </w:r>
       <w:r>
         <w:rPr>
           <w:rStyle w:val="VerbatimChar"/>
         </w:rPr>
-        <w:t xml:space="preserve">deleteSubject</w:t>
-      </w:r>
-      <w:r>
-        <w:t xml:space="preserve">)</w:t>
-      </w:r>
-    </w:p>
-    <w:bookmarkEnd w:id="35"/>
-    <w:bookmarkEnd w:id="36"/>
+        <w:t xml:space="preserve">grupos</w:t>
+      </w:r>
+      <w:r>
+        <w:t xml:space="preserve"> </w:t>
+      </w:r>
+      <w:r>
+        <w:t xml:space="preserve">no puede eliminarse (</w:t>
+      </w:r>
+      <w:r>
+        <w:rPr>
+          <w:rStyle w:val="VerbatimChar"/>
+        </w:rPr>
+        <w:t xml:space="preserve">409 Conflict</w:t>
+      </w:r>
+      <w:r>
+        <w:t xml:space="preserve">).</w:t>
+      </w:r>
+    </w:p>
+    <w:bookmarkEnd w:id="16"/>
+    <w:bookmarkEnd w:id="17"/>
+    <w:bookmarkEnd w:id="18"/>
     <w:sectPr>
       <w:footnotePr>
         <w:numRestart w:val="eachSect"/>
@@ -2144,6 +1436,91 @@
       </w:rPr>
     </w:lvl>
   </w:abstractNum>
+  <w:abstractNum w:abstractNumId="99411">
+    <w:nsid w:val="00A99411"/>
+    <w:multiLevelType w:val="multilevel"/>
+    <w:lvl w:ilvl="0">
+      <w:start w:val="1"/>
+      <w:numFmt w:val="decimal"/>
+      <w:lvlText w:val="%1."/>
+      <w:lvlJc w:val="left"/>
+      <w:pPr>
+        <w:ind w:left="720" w:hanging="360"/>
+      </w:pPr>
+    </w:lvl>
+    <w:lvl w:ilvl="1">
+      <w:start w:val="1"/>
+      <w:numFmt w:val="decimal"/>
+      <w:lvlText w:val="%2."/>
+      <w:lvlJc w:val="left"/>
+      <w:pPr>
+        <w:ind w:left="1440" w:hanging="360"/>
+      </w:pPr>
+    </w:lvl>
+    <w:lvl w:ilvl="2">
+      <w:start w:val="1"/>
+      <w:numFmt w:val="decimal"/>
+      <w:lvlText w:val="%3."/>
+      <w:lvlJc w:val="left"/>
+      <w:pPr>
+        <w:ind w:left="2160" w:hanging="360"/>
+      </w:pPr>
+    </w:lvl>
+    <w:lvl w:ilvl="3">
+      <w:start w:val="1"/>
+      <w:numFmt w:val="decimal"/>
+      <w:lvlText w:val="%4."/>
+      <w:lvlJc w:val="left"/>
+      <w:pPr>
+        <w:ind w:left="2880" w:hanging="360"/>
+      </w:pPr>
+    </w:lvl>
+    <w:lvl w:ilvl="4">
+      <w:start w:val="1"/>
+      <w:numFmt w:val="decimal"/>
+      <w:lvlText w:val="%5."/>
+      <w:lvlJc w:val="left"/>
+      <w:pPr>
+        <w:ind w:left="3600" w:hanging="360"/>
+      </w:pPr>
+    </w:lvl>
+    <w:lvl w:ilvl="5">
+      <w:start w:val="1"/>
+      <w:numFmt w:val="decimal"/>
+      <w:lvlText w:val="%6."/>
+      <w:lvlJc w:val="left"/>
+      <w:pPr>
+        <w:ind w:left="4320" w:hanging="360"/>
+      </w:pPr>
+    </w:lvl>
+    <w:lvl w:ilvl="6">
+      <w:start w:val="1"/>
+      <w:numFmt w:val="decimal"/>
+      <w:lvlText w:val="%7."/>
+      <w:lvlJc w:val="left"/>
+      <w:pPr>
+        <w:ind w:left="5040" w:hanging="360"/>
+      </w:pPr>
+    </w:lvl>
+    <w:lvl w:ilvl="7">
+      <w:start w:val="1"/>
+      <w:numFmt w:val="decimal"/>
+      <w:lvlText w:val="%8."/>
+      <w:lvlJc w:val="left"/>
+      <w:pPr>
+        <w:ind w:left="5760" w:hanging="360"/>
+      </w:pPr>
+    </w:lvl>
+    <w:lvl w:ilvl="8">
+      <w:start w:val="1"/>
+      <w:numFmt w:val="decimal"/>
+      <w:lvlText w:val="%9."/>
+      <w:lvlJc w:val="left"/>
+      <w:pPr>
+        <w:ind w:left="6480" w:hanging="360"/>
+      </w:pPr>
+    </w:lvl>
+  </w:abstractNum>
   <w:num w:numId="1000">
     <w:abstractNumId w:val="990"/>
   </w:num>
@@ -2151,91 +1528,199 @@
     <w:abstractNumId w:val="991"/>
   </w:num>
   <w:num w:numId="1002">
-    <w:abstractNumId w:val="991"/>
+    <w:abstractNumId w:val="99411"/>
+    <w:lvlOverride w:ilvl="0">
+      <w:startOverride w:val="1"/>
+    </w:lvlOverride>
+    <w:lvlOverride w:ilvl="1">
+      <w:startOverride w:val="1"/>
+    </w:lvlOverride>
+    <w:lvlOverride w:ilvl="2">
+      <w:startOverride w:val="1"/>
+    </w:lvlOverride>
+    <w:lvlOverride w:ilvl="3">
+      <w:startOverride w:val="1"/>
+    </w:lvlOverride>
+    <w:lvlOverride w:ilvl="4">
+      <w:startOverride w:val="1"/>
+    </w:lvlOverride>
+    <w:lvlOverride w:ilvl="5">
+      <w:startOverride w:val="1"/>
+    </w:lvlOverride>
+    <w:lvlOverride w:ilvl="6">
+      <w:startOverride w:val="1"/>
+    </w:lvlOverride>
+    <w:lvlOverride w:ilvl="7">
+      <w:startOverride w:val="1"/>
+    </w:lvlOverride>
+    <w:lvlOverride w:ilvl="8">
+      <w:startOverride w:val="1"/>
+    </w:lvlOverride>
   </w:num>
   <w:num w:numId="1003">
     <w:abstractNumId w:val="991"/>
   </w:num>
   <w:num w:numId="1004">
-    <w:abstractNumId w:val="991"/>
+    <w:abstractNumId w:val="99411"/>
+    <w:lvlOverride w:ilvl="0">
+      <w:startOverride w:val="1"/>
+    </w:lvlOverride>
+    <w:lvlOverride w:ilvl="1">
+      <w:startOverride w:val="1"/>
+    </w:lvlOverride>
+    <w:lvlOverride w:ilvl="2">
+      <w:startOverride w:val="1"/>
+    </w:lvlOverride>
+    <w:lvlOverride w:ilvl="3">
+      <w:startOverride w:val="1"/>
+    </w:lvlOverride>
+    <w:lvlOverride w:ilvl="4">
+      <w:startOverride w:val="1"/>
+    </w:lvlOverride>
+    <w:lvlOverride w:ilvl="5">
+      <w:startOverride w:val="1"/>
+    </w:lvlOverride>
+    <w:lvlOverride w:ilvl="6">
+      <w:startOverride w:val="1"/>
+    </w:lvlOverride>
+    <w:lvlOverride w:ilvl="7">
+      <w:startOverride w:val="1"/>
+    </w:lvlOverride>
+    <w:lvlOverride w:ilvl="8">
+      <w:startOverride w:val="1"/>
+    </w:lvlOverride>
   </w:num>
   <w:num w:numId="1005">
     <w:abstractNumId w:val="991"/>
   </w:num>
   <w:num w:numId="1006">
-    <w:abstractNumId w:val="991"/>
+    <w:abstractNumId w:val="99411"/>
+    <w:lvlOverride w:ilvl="0">
+      <w:startOverride w:val="1"/>
+    </w:lvlOverride>
+    <w:lvlOverride w:ilvl="1">
+      <w:startOverride w:val="1"/>
+    </w:lvlOverride>
+    <w:lvlOverride w:ilvl="2">
+      <w:startOverride w:val="1"/>
+    </w:lvlOverride>
+    <w:lvlOverride w:ilvl="3">
+      <w:startOverride w:val="1"/>
+    </w:lvlOverride>
+    <w:lvlOverride w:ilvl="4">
+      <w:startOverride w:val="1"/>
+    </w:lvlOverride>
+    <w:lvlOverride w:ilvl="5">
+      <w:startOverride w:val="1"/>
+    </w:lvlOverride>
+    <w:lvlOverride w:ilvl="6">
+      <w:startOverride w:val="1"/>
+    </w:lvlOverride>
+    <w:lvlOverride w:ilvl="7">
+      <w:startOverride w:val="1"/>
+    </w:lvlOverride>
+    <w:lvlOverride w:ilvl="8">
+      <w:startOverride w:val="1"/>
+    </w:lvlOverride>
   </w:num>
   <w:num w:numId="1007">
     <w:abstractNumId w:val="991"/>
   </w:num>
   <w:num w:numId="1008">
-    <w:abstractNumId w:val="991"/>
+    <w:abstractNumId w:val="99411"/>
+    <w:lvlOverride w:ilvl="0">
+      <w:startOverride w:val="1"/>
+    </w:lvlOverride>
+    <w:lvlOverride w:ilvl="1">
+      <w:startOverride w:val="1"/>
+    </w:lvlOverride>
+    <w:lvlOverride w:ilvl="2">
+      <w:startOverride w:val="1"/>
+    </w:lvlOverride>
+    <w:lvlOverride w:ilvl="3">
+      <w:startOverride w:val="1"/>
+    </w:lvlOverride>
+    <w:lvlOverride w:ilvl="4">
+      <w:startOverride w:val="1"/>
+    </w:lvlOverride>
+    <w:lvlOverride w:ilvl="5">
+      <w:startOverride w:val="1"/>
+    </w:lvlOverride>
+    <w:lvlOverride w:ilvl="6">
+      <w:startOverride w:val="1"/>
+    </w:lvlOverride>
+    <w:lvlOverride w:ilvl="7">
+      <w:startOverride w:val="1"/>
+    </w:lvlOverride>
+    <w:lvlOverride w:ilvl="8">
+      <w:startOverride w:val="1"/>
+    </w:lvlOverride>
   </w:num>
   <w:num w:numId="1009">
     <w:abstractNumId w:val="991"/>
   </w:num>
   <w:num w:numId="1010">
-    <w:abstractNumId w:val="991"/>
+    <w:abstractNumId w:val="99411"/>
+    <w:lvlOverride w:ilvl="0">
+      <w:startOverride w:val="1"/>
+    </w:lvlOverride>
+    <w:lvlOverride w:ilvl="1">
+      <w:startOverride w:val="1"/>
+    </w:lvlOverride>
+    <w:lvlOverride w:ilvl="2">
+      <w:startOverride w:val="1"/>
+    </w:lvlOverride>
+    <w:lvlOverride w:ilvl="3">
+      <w:startOverride w:val="1"/>
+    </w:lvlOverride>
+    <w:lvlOverride w:ilvl="4">
+      <w:startOverride w:val="1"/>
+    </w:lvlOverride>
+    <w:lvlOverride w:ilvl="5">
+      <w:startOverride w:val="1"/>
+    </w:lvlOverride>
+    <w:lvlOverride w:ilvl="6">
+      <w:startOverride w:val="1"/>
+    </w:lvlOverride>
+    <w:lvlOverride w:ilvl="7">
+      <w:startOverride w:val="1"/>
+    </w:lvlOverride>
+    <w:lvlOverride w:ilvl="8">
+      <w:startOverride w:val="1"/>
+    </w:lvlOverride>
   </w:num>
   <w:num w:numId="1011">
     <w:abstractNumId w:val="991"/>
   </w:num>
   <w:num w:numId="1012">
-    <w:abstractNumId w:val="991"/>
-  </w:num>
-  <w:num w:numId="1013">
-    <w:abstractNumId w:val="991"/>
-  </w:num>
-  <w:num w:numId="1014">
-    <w:abstractNumId w:val="991"/>
-  </w:num>
-  <w:num w:numId="1015">
-    <w:abstractNumId w:val="991"/>
-  </w:num>
-  <w:num w:numId="1016">
-    <w:abstractNumId w:val="991"/>
-  </w:num>
-  <w:num w:numId="1017">
-    <w:abstractNumId w:val="991"/>
-  </w:num>
-  <w:num w:numId="1018">
-    <w:abstractNumId w:val="991"/>
-  </w:num>
-  <w:num w:numId="1019">
-    <w:abstractNumId w:val="991"/>
-  </w:num>
-  <w:num w:numId="1020">
-    <w:abstractNumId w:val="991"/>
-  </w:num>
-  <w:num w:numId="1021">
-    <w:abstractNumId w:val="991"/>
-  </w:num>
-  <w:num w:numId="1022">
-    <w:abstractNumId w:val="991"/>
-  </w:num>
-  <w:num w:numId="1023">
-    <w:abstractNumId w:val="991"/>
-  </w:num>
-  <w:num w:numId="1024">
-    <w:abstractNumId w:val="991"/>
-  </w:num>
-  <w:num w:numId="1025">
-    <w:abstractNumId w:val="991"/>
-  </w:num>
-  <w:num w:numId="1026">
-    <w:abstractNumId w:val="991"/>
-  </w:num>
-  <w:num w:numId="1027">
-    <w:abstractNumId w:val="991"/>
-  </w:num>
-  <w:num w:numId="1028">
-    <w:abstractNumId w:val="991"/>
-  </w:num>
-  <w:num w:numId="1029">
-    <w:abstractNumId w:val="991"/>
-  </w:num>
-  <w:num w:numId="1030">
-    <w:abstractNumId w:val="991"/>
+    <w:abstractNumId w:val="99411"/>
+    <w:lvlOverride w:ilvl="0">
+      <w:startOverride w:val="1"/>
+    </w:lvlOverride>
+    <w:lvlOverride w:ilvl="1">
+      <w:startOverride w:val="1"/>
+    </w:lvlOverride>
+    <w:lvlOverride w:ilvl="2">
+      <w:startOverride w:val="1"/>
+    </w:lvlOverride>
+    <w:lvlOverride w:ilvl="3">
+      <w:startOverride w:val="1"/>
+    </w:lvlOverride>
+    <w:lvlOverride w:ilvl="4">
+      <w:startOverride w:val="1"/>
+    </w:lvlOverride>
+    <w:lvlOverride w:ilvl="5">
+      <w:startOverride w:val="1"/>
+    </w:lvlOverride>
+    <w:lvlOverride w:ilvl="6">
+      <w:startOverride w:val="1"/>
+    </w:lvlOverride>
+    <w:lvlOverride w:ilvl="7">
+      <w:startOverride w:val="1"/>
+    </w:lvlOverride>
+    <w:lvlOverride w:ilvl="8">
+      <w:startOverride w:val="1"/>
+    </w:lvlOverride>
   </w:num>
 </w:numbering>
 </file>
